--- a/hin/docx/002.content.docx
+++ b/hin/docx/002.content.docx
@@ -451,42 +451,30 @@
           <w:lang w:val="hi_IN" w:bidi="hi_IN"/>
         </w:rPr>
       </w:r>
-      <w:hyperlink r:id="rId13">
-        <w:r>
-          <w:rPr>
-            <w:lang w:val="hi_IN" w:bidi="hi_IN"/>
-          </w:rPr>
-          <w:rPr>
-            <w:color w:val="0000EE"/>
-            <w:u w:val="single"/>
-          </w:rPr>
-          <w:t>2 राजा 25:4–5</w:t>
-        </w:r>
-      </w:hyperlink>
-    </w:p>
-    <w:p>
-      <w:pPr>
-        <w:pStyle w:val="ListBullet"/>
-        <w:spacing w:line="240" w:lineRule="auto"/>
-        <w:ind w:left="720"/>
-      </w:pPr>
-      <w:r>
-        <w:rPr>
-          <w:lang w:val="hi_IN" w:bidi="hi_IN"/>
-        </w:rPr>
-      </w:r>
-      <w:hyperlink r:id="rId14">
-        <w:r>
-          <w:rPr>
-            <w:lang w:val="hi_IN" w:bidi="hi_IN"/>
-          </w:rPr>
-          <w:rPr>
-            <w:color w:val="0000EE"/>
-            <w:u w:val="single"/>
-          </w:rPr>
-          <w:t>यूहन्ना 12:35</w:t>
-        </w:r>
-      </w:hyperlink>
+      <w:r>
+        <w:rPr>
+          <w:lang w:val="hi_IN" w:bidi="hi_IN"/>
+        </w:rPr>
+        <w:t>2 राजा 25:4–5</w:t>
+      </w:r>
+    </w:p>
+    <w:p>
+      <w:pPr>
+        <w:pStyle w:val="ListBullet"/>
+        <w:spacing w:line="240" w:lineRule="auto"/>
+        <w:ind w:left="720"/>
+      </w:pPr>
+      <w:r>
+        <w:rPr>
+          <w:lang w:val="hi_IN" w:bidi="hi_IN"/>
+        </w:rPr>
+      </w:r>
+      <w:r>
+        <w:rPr>
+          <w:lang w:val="hi_IN" w:bidi="hi_IN"/>
+        </w:rPr>
+        <w:t>यूहन्ना 12:35</w:t>
+      </w:r>
     </w:p>
     <w:p>
       <w:pPr>
@@ -714,114 +702,84 @@
           <w:lang w:val="hi_IN" w:bidi="hi_IN"/>
         </w:rPr>
       </w:r>
-      <w:hyperlink r:id="rId15">
-        <w:r>
-          <w:rPr>
-            <w:lang w:val="hi_IN" w:bidi="hi_IN"/>
-          </w:rPr>
-          <w:rPr>
-            <w:color w:val="0000EE"/>
-            <w:u w:val="single"/>
-          </w:rPr>
-          <w:t>व्यवस्थाविवरण 1:17</w:t>
-        </w:r>
-      </w:hyperlink>
-    </w:p>
-    <w:p>
-      <w:pPr>
-        <w:pStyle w:val="ListBullet"/>
-        <w:spacing w:line="240" w:lineRule="auto"/>
-        <w:ind w:left="720"/>
-      </w:pPr>
-      <w:r>
-        <w:rPr>
-          <w:lang w:val="hi_IN" w:bidi="hi_IN"/>
-        </w:rPr>
-      </w:r>
-      <w:hyperlink r:id="rId16">
-        <w:r>
-          <w:rPr>
-            <w:lang w:val="hi_IN" w:bidi="hi_IN"/>
-          </w:rPr>
-          <w:rPr>
-            <w:color w:val="0000EE"/>
-            <w:u w:val="single"/>
-          </w:rPr>
-          <w:t>मलाकी 2:9</w:t>
-        </w:r>
-      </w:hyperlink>
-    </w:p>
-    <w:p>
-      <w:pPr>
-        <w:pStyle w:val="ListBullet"/>
-        <w:spacing w:line="240" w:lineRule="auto"/>
-        <w:ind w:left="720"/>
-      </w:pPr>
-      <w:r>
-        <w:rPr>
-          <w:lang w:val="hi_IN" w:bidi="hi_IN"/>
-        </w:rPr>
-      </w:r>
-      <w:hyperlink r:id="rId17">
-        <w:r>
-          <w:rPr>
-            <w:lang w:val="hi_IN" w:bidi="hi_IN"/>
-          </w:rPr>
-          <w:rPr>
-            <w:color w:val="0000EE"/>
-            <w:u w:val="single"/>
-          </w:rPr>
-          <w:t>मरकुस 12:13–15</w:t>
-        </w:r>
-      </w:hyperlink>
-    </w:p>
-    <w:p>
-      <w:pPr>
-        <w:pStyle w:val="ListBullet"/>
-        <w:spacing w:line="240" w:lineRule="auto"/>
-        <w:ind w:left="720"/>
-      </w:pPr>
-      <w:r>
-        <w:rPr>
-          <w:lang w:val="hi_IN" w:bidi="hi_IN"/>
-        </w:rPr>
-      </w:r>
-      <w:hyperlink r:id="rId18">
-        <w:r>
-          <w:rPr>
-            <w:lang w:val="hi_IN" w:bidi="hi_IN"/>
-          </w:rPr>
-          <w:rPr>
-            <w:color w:val="0000EE"/>
-            <w:u w:val="single"/>
-          </w:rPr>
-          <w:t>मत्ती 22:16</w:t>
-        </w:r>
-      </w:hyperlink>
-    </w:p>
-    <w:p>
-      <w:pPr>
-        <w:pStyle w:val="ListBullet"/>
-        <w:spacing w:line="240" w:lineRule="auto"/>
-        <w:ind w:left="720"/>
-      </w:pPr>
-      <w:r>
-        <w:rPr>
-          <w:lang w:val="hi_IN" w:bidi="hi_IN"/>
-        </w:rPr>
-      </w:r>
-      <w:hyperlink r:id="rId19">
-        <w:r>
-          <w:rPr>
-            <w:lang w:val="hi_IN" w:bidi="hi_IN"/>
-          </w:rPr>
-          <w:rPr>
-            <w:color w:val="0000EE"/>
-            <w:u w:val="single"/>
-          </w:rPr>
-          <w:t>रोमियो 2:10–12</w:t>
-        </w:r>
-      </w:hyperlink>
+      <w:r>
+        <w:rPr>
+          <w:lang w:val="hi_IN" w:bidi="hi_IN"/>
+        </w:rPr>
+        <w:t>व्यवस्थाविवरण 1:17</w:t>
+      </w:r>
+    </w:p>
+    <w:p>
+      <w:pPr>
+        <w:pStyle w:val="ListBullet"/>
+        <w:spacing w:line="240" w:lineRule="auto"/>
+        <w:ind w:left="720"/>
+      </w:pPr>
+      <w:r>
+        <w:rPr>
+          <w:lang w:val="hi_IN" w:bidi="hi_IN"/>
+        </w:rPr>
+      </w:r>
+      <w:r>
+        <w:rPr>
+          <w:lang w:val="hi_IN" w:bidi="hi_IN"/>
+        </w:rPr>
+        <w:t>मलाकी 2:9</w:t>
+      </w:r>
+    </w:p>
+    <w:p>
+      <w:pPr>
+        <w:pStyle w:val="ListBullet"/>
+        <w:spacing w:line="240" w:lineRule="auto"/>
+        <w:ind w:left="720"/>
+      </w:pPr>
+      <w:r>
+        <w:rPr>
+          <w:lang w:val="hi_IN" w:bidi="hi_IN"/>
+        </w:rPr>
+      </w:r>
+      <w:r>
+        <w:rPr>
+          <w:lang w:val="hi_IN" w:bidi="hi_IN"/>
+        </w:rPr>
+        <w:t>मरकुस 12:13–15</w:t>
+      </w:r>
+    </w:p>
+    <w:p>
+      <w:pPr>
+        <w:pStyle w:val="ListBullet"/>
+        <w:spacing w:line="240" w:lineRule="auto"/>
+        <w:ind w:left="720"/>
+      </w:pPr>
+      <w:r>
+        <w:rPr>
+          <w:lang w:val="hi_IN" w:bidi="hi_IN"/>
+        </w:rPr>
+      </w:r>
+      <w:r>
+        <w:rPr>
+          <w:lang w:val="hi_IN" w:bidi="hi_IN"/>
+        </w:rPr>
+        <w:t>मत्ती 22:16</w:t>
+      </w:r>
+    </w:p>
+    <w:p>
+      <w:pPr>
+        <w:pStyle w:val="ListBullet"/>
+        <w:spacing w:line="240" w:lineRule="auto"/>
+        <w:ind w:left="720"/>
+      </w:pPr>
+      <w:r>
+        <w:rPr>
+          <w:lang w:val="hi_IN" w:bidi="hi_IN"/>
+        </w:rPr>
+      </w:r>
+      <w:r>
+        <w:rPr>
+          <w:lang w:val="hi_IN" w:bidi="hi_IN"/>
+        </w:rPr>
+        <w:t>रोमियो 2:10–12</w:t>
+      </w:r>
     </w:p>
     <w:p>
       <w:pPr>
@@ -1052,90 +1010,66 @@
           <w:lang w:val="hi_IN" w:bidi="hi_IN"/>
         </w:rPr>
       </w:r>
-      <w:hyperlink r:id="rId20">
-        <w:r>
-          <w:rPr>
-            <w:lang w:val="hi_IN" w:bidi="hi_IN"/>
-          </w:rPr>
-          <w:rPr>
-            <w:color w:val="0000EE"/>
-            <w:u w:val="single"/>
-          </w:rPr>
-          <w:t>1 थिस्सलुनीकियों 2:3–4</w:t>
-        </w:r>
-      </w:hyperlink>
-    </w:p>
-    <w:p>
-      <w:pPr>
-        <w:pStyle w:val="ListBullet"/>
-        <w:spacing w:line="240" w:lineRule="auto"/>
-        <w:ind w:left="720"/>
-      </w:pPr>
-      <w:r>
-        <w:rPr>
-          <w:lang w:val="hi_IN" w:bidi="hi_IN"/>
-        </w:rPr>
-      </w:r>
-      <w:hyperlink r:id="rId20">
-        <w:r>
-          <w:rPr>
-            <w:lang w:val="hi_IN" w:bidi="hi_IN"/>
-          </w:rPr>
-          <w:rPr>
-            <w:color w:val="0000EE"/>
-            <w:u w:val="single"/>
-          </w:rPr>
-          <w:t>1 थिस्सलुनीकियों 2:12</w:t>
-        </w:r>
-      </w:hyperlink>
-    </w:p>
-    <w:p>
-      <w:pPr>
-        <w:pStyle w:val="ListBullet"/>
-        <w:spacing w:line="240" w:lineRule="auto"/>
-        <w:ind w:left="720"/>
-      </w:pPr>
-      <w:r>
-        <w:rPr>
-          <w:lang w:val="hi_IN" w:bidi="hi_IN"/>
-        </w:rPr>
-      </w:r>
-      <w:hyperlink r:id="rId21">
-        <w:r>
-          <w:rPr>
-            <w:lang w:val="hi_IN" w:bidi="hi_IN"/>
-          </w:rPr>
-          <w:rPr>
-            <w:color w:val="0000EE"/>
-            <w:u w:val="single"/>
-          </w:rPr>
-          <w:t>1 तीमुथियुस 5:2</w:t>
-        </w:r>
-      </w:hyperlink>
-    </w:p>
-    <w:p>
-      <w:pPr>
-        <w:pStyle w:val="ListBullet"/>
-        <w:spacing w:line="240" w:lineRule="auto"/>
-        <w:ind w:left="720"/>
-      </w:pPr>
-      <w:r>
-        <w:rPr>
-          <w:lang w:val="hi_IN" w:bidi="hi_IN"/>
-        </w:rPr>
-      </w:r>
-      <w:hyperlink r:id="rId22">
-        <w:r>
-          <w:rPr>
-            <w:lang w:val="hi_IN" w:bidi="hi_IN"/>
-          </w:rPr>
-          <w:rPr>
-            <w:color w:val="0000EE"/>
-            <w:u w:val="single"/>
-          </w:rPr>
-          <w:t>लूका 3:18</w:t>
-        </w:r>
-      </w:hyperlink>
+      <w:r>
+        <w:rPr>
+          <w:lang w:val="hi_IN" w:bidi="hi_IN"/>
+        </w:rPr>
+        <w:t>1 थिस्सलुनीकियों 2:3–4</w:t>
+      </w:r>
+    </w:p>
+    <w:p>
+      <w:pPr>
+        <w:pStyle w:val="ListBullet"/>
+        <w:spacing w:line="240" w:lineRule="auto"/>
+        <w:ind w:left="720"/>
+      </w:pPr>
+      <w:r>
+        <w:rPr>
+          <w:lang w:val="hi_IN" w:bidi="hi_IN"/>
+        </w:rPr>
+      </w:r>
+      <w:r>
+        <w:rPr>
+          <w:lang w:val="hi_IN" w:bidi="hi_IN"/>
+        </w:rPr>
+        <w:t>1 थिस्सलुनीकियों 2:12</w:t>
+      </w:r>
+    </w:p>
+    <w:p>
+      <w:pPr>
+        <w:pStyle w:val="ListBullet"/>
+        <w:spacing w:line="240" w:lineRule="auto"/>
+        <w:ind w:left="720"/>
+      </w:pPr>
+      <w:r>
+        <w:rPr>
+          <w:lang w:val="hi_IN" w:bidi="hi_IN"/>
+        </w:rPr>
+      </w:r>
+      <w:r>
+        <w:rPr>
+          <w:lang w:val="hi_IN" w:bidi="hi_IN"/>
+        </w:rPr>
+        <w:t>1 तीमुथियुस 5:2</w:t>
+      </w:r>
+    </w:p>
+    <w:p>
+      <w:pPr>
+        <w:pStyle w:val="ListBullet"/>
+        <w:spacing w:line="240" w:lineRule="auto"/>
+        <w:ind w:left="720"/>
+      </w:pPr>
+      <w:r>
+        <w:rPr>
+          <w:lang w:val="hi_IN" w:bidi="hi_IN"/>
+        </w:rPr>
+      </w:r>
+      <w:r>
+        <w:rPr>
+          <w:lang w:val="hi_IN" w:bidi="hi_IN"/>
+        </w:rPr>
+        <w:t>लूका 3:18</w:t>
+      </w:r>
     </w:p>
     <w:p>
       <w:pPr>
@@ -1381,138 +1315,102 @@
           <w:lang w:val="hi_IN" w:bidi="hi_IN"/>
         </w:rPr>
       </w:r>
-      <w:hyperlink r:id="rId23">
-        <w:r>
-          <w:rPr>
-            <w:lang w:val="hi_IN" w:bidi="hi_IN"/>
-          </w:rPr>
-          <w:rPr>
-            <w:color w:val="0000EE"/>
-            <w:u w:val="single"/>
-          </w:rPr>
-          <w:t>1 इतिहास 15:13–15</w:t>
-        </w:r>
-      </w:hyperlink>
-    </w:p>
-    <w:p>
-      <w:pPr>
-        <w:pStyle w:val="ListBullet"/>
-        <w:spacing w:line="240" w:lineRule="auto"/>
-        <w:ind w:left="720"/>
-      </w:pPr>
-      <w:r>
-        <w:rPr>
-          <w:lang w:val="hi_IN" w:bidi="hi_IN"/>
-        </w:rPr>
-      </w:r>
-      <w:hyperlink r:id="rId24">
-        <w:r>
-          <w:rPr>
-            <w:lang w:val="hi_IN" w:bidi="hi_IN"/>
-          </w:rPr>
-          <w:rPr>
-            <w:color w:val="0000EE"/>
-            <w:u w:val="single"/>
-          </w:rPr>
-          <w:t>1 राजा 8:57–58</w:t>
-        </w:r>
-      </w:hyperlink>
-    </w:p>
-    <w:p>
-      <w:pPr>
-        <w:pStyle w:val="ListBullet"/>
-        <w:spacing w:line="240" w:lineRule="auto"/>
-        <w:ind w:left="720"/>
-      </w:pPr>
-      <w:r>
-        <w:rPr>
-          <w:lang w:val="hi_IN" w:bidi="hi_IN"/>
-        </w:rPr>
-      </w:r>
-      <w:hyperlink r:id="rId25">
-        <w:r>
-          <w:rPr>
-            <w:lang w:val="hi_IN" w:bidi="hi_IN"/>
-          </w:rPr>
-          <w:rPr>
-            <w:color w:val="0000EE"/>
-            <w:u w:val="single"/>
-          </w:rPr>
-          <w:t>प्रे.का. 17:5–7</w:t>
-        </w:r>
-      </w:hyperlink>
-    </w:p>
-    <w:p>
-      <w:pPr>
-        <w:pStyle w:val="ListBullet"/>
-        <w:spacing w:line="240" w:lineRule="auto"/>
-        <w:ind w:left="720"/>
-      </w:pPr>
-      <w:r>
-        <w:rPr>
-          <w:lang w:val="hi_IN" w:bidi="hi_IN"/>
-        </w:rPr>
-      </w:r>
-      <w:hyperlink r:id="rId26">
-        <w:r>
-          <w:rPr>
-            <w:lang w:val="hi_IN" w:bidi="hi_IN"/>
-          </w:rPr>
-          <w:rPr>
-            <w:color w:val="0000EE"/>
-            <w:u w:val="single"/>
-          </w:rPr>
-          <w:t>दानिय्येल 2:13</w:t>
-        </w:r>
-      </w:hyperlink>
-    </w:p>
-    <w:p>
-      <w:pPr>
-        <w:pStyle w:val="ListBullet"/>
-        <w:spacing w:line="240" w:lineRule="auto"/>
-        <w:ind w:left="720"/>
-      </w:pPr>
-      <w:r>
-        <w:rPr>
-          <w:lang w:val="hi_IN" w:bidi="hi_IN"/>
-        </w:rPr>
-      </w:r>
-      <w:hyperlink r:id="rId27">
-        <w:r>
-          <w:rPr>
-            <w:lang w:val="hi_IN" w:bidi="hi_IN"/>
-          </w:rPr>
-          <w:rPr>
-            <w:color w:val="0000EE"/>
-            <w:u w:val="single"/>
-          </w:rPr>
-          <w:t>एस्तेर 1:22</w:t>
-        </w:r>
-      </w:hyperlink>
-    </w:p>
-    <w:p>
-      <w:pPr>
-        <w:pStyle w:val="ListBullet"/>
-        <w:spacing w:line="240" w:lineRule="auto"/>
-        <w:ind w:left="720"/>
-      </w:pPr>
-      <w:r>
-        <w:rPr>
-          <w:lang w:val="hi_IN" w:bidi="hi_IN"/>
-        </w:rPr>
-      </w:r>
-      <w:hyperlink r:id="rId28">
-        <w:r>
-          <w:rPr>
-            <w:lang w:val="hi_IN" w:bidi="hi_IN"/>
-          </w:rPr>
-          <w:rPr>
-            <w:color w:val="0000EE"/>
-            <w:u w:val="single"/>
-          </w:rPr>
-          <w:t>लूका 2:1</w:t>
-        </w:r>
-      </w:hyperlink>
+      <w:r>
+        <w:rPr>
+          <w:lang w:val="hi_IN" w:bidi="hi_IN"/>
+        </w:rPr>
+        <w:t>1 इतिहास 15:13–15</w:t>
+      </w:r>
+    </w:p>
+    <w:p>
+      <w:pPr>
+        <w:pStyle w:val="ListBullet"/>
+        <w:spacing w:line="240" w:lineRule="auto"/>
+        <w:ind w:left="720"/>
+      </w:pPr>
+      <w:r>
+        <w:rPr>
+          <w:lang w:val="hi_IN" w:bidi="hi_IN"/>
+        </w:rPr>
+      </w:r>
+      <w:r>
+        <w:rPr>
+          <w:lang w:val="hi_IN" w:bidi="hi_IN"/>
+        </w:rPr>
+        <w:t>1 राजा 8:57–58</w:t>
+      </w:r>
+    </w:p>
+    <w:p>
+      <w:pPr>
+        <w:pStyle w:val="ListBullet"/>
+        <w:spacing w:line="240" w:lineRule="auto"/>
+        <w:ind w:left="720"/>
+      </w:pPr>
+      <w:r>
+        <w:rPr>
+          <w:lang w:val="hi_IN" w:bidi="hi_IN"/>
+        </w:rPr>
+      </w:r>
+      <w:r>
+        <w:rPr>
+          <w:lang w:val="hi_IN" w:bidi="hi_IN"/>
+        </w:rPr>
+        <w:t>प्रे.का. 17:5–7</w:t>
+      </w:r>
+    </w:p>
+    <w:p>
+      <w:pPr>
+        <w:pStyle w:val="ListBullet"/>
+        <w:spacing w:line="240" w:lineRule="auto"/>
+        <w:ind w:left="720"/>
+      </w:pPr>
+      <w:r>
+        <w:rPr>
+          <w:lang w:val="hi_IN" w:bidi="hi_IN"/>
+        </w:rPr>
+      </w:r>
+      <w:r>
+        <w:rPr>
+          <w:lang w:val="hi_IN" w:bidi="hi_IN"/>
+        </w:rPr>
+        <w:t>दानिय्येल 2:13</w:t>
+      </w:r>
+    </w:p>
+    <w:p>
+      <w:pPr>
+        <w:pStyle w:val="ListBullet"/>
+        <w:spacing w:line="240" w:lineRule="auto"/>
+        <w:ind w:left="720"/>
+      </w:pPr>
+      <w:r>
+        <w:rPr>
+          <w:lang w:val="hi_IN" w:bidi="hi_IN"/>
+        </w:rPr>
+      </w:r>
+      <w:r>
+        <w:rPr>
+          <w:lang w:val="hi_IN" w:bidi="hi_IN"/>
+        </w:rPr>
+        <w:t>एस्तेर 1:22</w:t>
+      </w:r>
+    </w:p>
+    <w:p>
+      <w:pPr>
+        <w:pStyle w:val="ListBullet"/>
+        <w:spacing w:line="240" w:lineRule="auto"/>
+        <w:ind w:left="720"/>
+      </w:pPr>
+      <w:r>
+        <w:rPr>
+          <w:lang w:val="hi_IN" w:bidi="hi_IN"/>
+        </w:rPr>
+      </w:r>
+      <w:r>
+        <w:rPr>
+          <w:lang w:val="hi_IN" w:bidi="hi_IN"/>
+        </w:rPr>
+        <w:t>लूका 2:1</w:t>
+      </w:r>
     </w:p>
     <w:p>
       <w:pPr>
@@ -1913,282 +1811,210 @@
           <w:lang w:val="hi_IN" w:bidi="hi_IN"/>
         </w:rPr>
       </w:r>
-      <w:hyperlink r:id="rId29">
-        <w:r>
-          <w:rPr>
-            <w:lang w:val="hi_IN" w:bidi="hi_IN"/>
-          </w:rPr>
-          <w:rPr>
-            <w:color w:val="0000EE"/>
-            <w:u w:val="single"/>
-          </w:rPr>
-          <w:t>1 कुरिन्थियों 5:5</w:t>
-        </w:r>
-      </w:hyperlink>
-    </w:p>
-    <w:p>
-      <w:pPr>
-        <w:pStyle w:val="ListBullet"/>
-        <w:spacing w:line="240" w:lineRule="auto"/>
-        <w:ind w:left="720"/>
-      </w:pPr>
-      <w:r>
-        <w:rPr>
-          <w:lang w:val="hi_IN" w:bidi="hi_IN"/>
-        </w:rPr>
-      </w:r>
-      <w:hyperlink r:id="rId30">
-        <w:r>
-          <w:rPr>
-            <w:lang w:val="hi_IN" w:bidi="hi_IN"/>
-          </w:rPr>
-          <w:rPr>
-            <w:color w:val="0000EE"/>
-            <w:u w:val="single"/>
-          </w:rPr>
-          <w:t>1 यूहन्ना 4:3</w:t>
-        </w:r>
-      </w:hyperlink>
-    </w:p>
-    <w:p>
-      <w:pPr>
-        <w:pStyle w:val="ListBullet"/>
-        <w:spacing w:line="240" w:lineRule="auto"/>
-        <w:ind w:left="720"/>
-      </w:pPr>
-      <w:r>
-        <w:rPr>
-          <w:lang w:val="hi_IN" w:bidi="hi_IN"/>
-        </w:rPr>
-      </w:r>
-      <w:hyperlink r:id="rId20">
-        <w:r>
-          <w:rPr>
-            <w:lang w:val="hi_IN" w:bidi="hi_IN"/>
-          </w:rPr>
-          <w:rPr>
-            <w:color w:val="0000EE"/>
-            <w:u w:val="single"/>
-          </w:rPr>
-          <w:t>1 थिस्सलुनीकियों 5:23</w:t>
-        </w:r>
-      </w:hyperlink>
-    </w:p>
-    <w:p>
-      <w:pPr>
-        <w:pStyle w:val="ListBullet"/>
-        <w:spacing w:line="240" w:lineRule="auto"/>
-        <w:ind w:left="720"/>
-      </w:pPr>
-      <w:r>
-        <w:rPr>
-          <w:lang w:val="hi_IN" w:bidi="hi_IN"/>
-        </w:rPr>
-      </w:r>
-      <w:hyperlink r:id="rId31">
-        <w:r>
-          <w:rPr>
-            <w:lang w:val="hi_IN" w:bidi="hi_IN"/>
-          </w:rPr>
-          <w:rPr>
-            <w:color w:val="0000EE"/>
-            <w:u w:val="single"/>
-          </w:rPr>
-          <w:t>प्रे.का. 5:9</w:t>
-        </w:r>
-      </w:hyperlink>
-    </w:p>
-    <w:p>
-      <w:pPr>
-        <w:pStyle w:val="ListBullet"/>
-        <w:spacing w:line="240" w:lineRule="auto"/>
-        <w:ind w:left="720"/>
-      </w:pPr>
-      <w:r>
-        <w:rPr>
-          <w:lang w:val="hi_IN" w:bidi="hi_IN"/>
-        </w:rPr>
-      </w:r>
-      <w:hyperlink r:id="rId32">
-        <w:r>
-          <w:rPr>
-            <w:lang w:val="hi_IN" w:bidi="hi_IN"/>
-          </w:rPr>
-          <w:rPr>
-            <w:color w:val="0000EE"/>
-            <w:u w:val="single"/>
-          </w:rPr>
-          <w:t>कुलुस्सियों 1: 9</w:t>
-        </w:r>
-      </w:hyperlink>
-    </w:p>
-    <w:p>
-      <w:pPr>
-        <w:pStyle w:val="ListBullet"/>
-        <w:spacing w:line="240" w:lineRule="auto"/>
-        <w:ind w:left="720"/>
-      </w:pPr>
-      <w:r>
-        <w:rPr>
-          <w:lang w:val="hi_IN" w:bidi="hi_IN"/>
-        </w:rPr>
-      </w:r>
-      <w:hyperlink r:id="rId33">
-        <w:r>
-          <w:rPr>
-            <w:lang w:val="hi_IN" w:bidi="hi_IN"/>
-          </w:rPr>
-          <w:rPr>
-            <w:color w:val="0000EE"/>
-            <w:u w:val="single"/>
-          </w:rPr>
-          <w:t>इफिसियों 4:23</w:t>
-        </w:r>
-      </w:hyperlink>
-    </w:p>
-    <w:p>
-      <w:pPr>
-        <w:pStyle w:val="ListBullet"/>
-        <w:spacing w:line="240" w:lineRule="auto"/>
-        <w:ind w:left="720"/>
-      </w:pPr>
-      <w:r>
-        <w:rPr>
-          <w:lang w:val="hi_IN" w:bidi="hi_IN"/>
-        </w:rPr>
-      </w:r>
-      <w:hyperlink r:id="rId34">
-        <w:r>
-          <w:rPr>
-            <w:lang w:val="hi_IN" w:bidi="hi_IN"/>
-          </w:rPr>
-          <w:rPr>
-            <w:color w:val="0000EE"/>
-            <w:u w:val="single"/>
-          </w:rPr>
-          <w:t>उत्पत्ति 7:21–22</w:t>
-        </w:r>
-      </w:hyperlink>
-    </w:p>
-    <w:p>
-      <w:pPr>
-        <w:pStyle w:val="ListBullet"/>
-        <w:spacing w:line="240" w:lineRule="auto"/>
-        <w:ind w:left="720"/>
-      </w:pPr>
-      <w:r>
-        <w:rPr>
-          <w:lang w:val="hi_IN" w:bidi="hi_IN"/>
-        </w:rPr>
-      </w:r>
-      <w:hyperlink r:id="rId35">
-        <w:r>
-          <w:rPr>
-            <w:lang w:val="hi_IN" w:bidi="hi_IN"/>
-          </w:rPr>
-          <w:rPr>
-            <w:color w:val="0000EE"/>
-            <w:u w:val="single"/>
-          </w:rPr>
-          <w:t>उत्पत्ति 8:1</w:t>
-        </w:r>
-      </w:hyperlink>
-    </w:p>
-    <w:p>
-      <w:pPr>
-        <w:pStyle w:val="ListBullet"/>
-        <w:spacing w:line="240" w:lineRule="auto"/>
-        <w:ind w:left="720"/>
-      </w:pPr>
-      <w:r>
-        <w:rPr>
-          <w:lang w:val="hi_IN" w:bidi="hi_IN"/>
-        </w:rPr>
-      </w:r>
-      <w:hyperlink r:id="rId36">
-        <w:r>
-          <w:rPr>
-            <w:lang w:val="hi_IN" w:bidi="hi_IN"/>
-          </w:rPr>
-          <w:rPr>
-            <w:color w:val="0000EE"/>
-            <w:u w:val="single"/>
-          </w:rPr>
-          <w:t>यशायाह 4: 4</w:t>
-        </w:r>
-      </w:hyperlink>
-    </w:p>
-    <w:p>
-      <w:pPr>
-        <w:pStyle w:val="ListBullet"/>
-        <w:spacing w:line="240" w:lineRule="auto"/>
-        <w:ind w:left="720"/>
-      </w:pPr>
-      <w:r>
-        <w:rPr>
-          <w:lang w:val="hi_IN" w:bidi="hi_IN"/>
-        </w:rPr>
-      </w:r>
-      <w:hyperlink r:id="rId37">
-        <w:r>
-          <w:rPr>
-            <w:lang w:val="hi_IN" w:bidi="hi_IN"/>
-          </w:rPr>
-          <w:rPr>
-            <w:color w:val="0000EE"/>
-            <w:u w:val="single"/>
-          </w:rPr>
-          <w:t>मरकुस 1:23–26</w:t>
-        </w:r>
-      </w:hyperlink>
-    </w:p>
-    <w:p>
-      <w:pPr>
-        <w:pStyle w:val="ListBullet"/>
-        <w:spacing w:line="240" w:lineRule="auto"/>
-        <w:ind w:left="720"/>
-      </w:pPr>
-      <w:r>
-        <w:rPr>
-          <w:lang w:val="hi_IN" w:bidi="hi_IN"/>
-        </w:rPr>
-      </w:r>
-      <w:hyperlink r:id="rId38">
-        <w:r>
-          <w:rPr>
-            <w:lang w:val="hi_IN" w:bidi="hi_IN"/>
-          </w:rPr>
-          <w:rPr>
-            <w:color w:val="0000EE"/>
-            <w:u w:val="single"/>
-          </w:rPr>
-          <w:t>मत्ती. 26:41</w:t>
-        </w:r>
-      </w:hyperlink>
-    </w:p>
-    <w:p>
-      <w:pPr>
-        <w:pStyle w:val="ListBullet"/>
-        <w:spacing w:line="240" w:lineRule="auto"/>
-        <w:ind w:left="720"/>
-      </w:pPr>
-      <w:r>
-        <w:rPr>
-          <w:lang w:val="hi_IN" w:bidi="hi_IN"/>
-        </w:rPr>
-      </w:r>
-      <w:hyperlink r:id="rId39">
-        <w:r>
-          <w:rPr>
-            <w:lang w:val="hi_IN" w:bidi="hi_IN"/>
-          </w:rPr>
-          <w:rPr>
-            <w:color w:val="0000EE"/>
-            <w:u w:val="single"/>
-          </w:rPr>
-          <w:t>फिलिप्पियों 1:27</w:t>
-        </w:r>
-      </w:hyperlink>
+      <w:r>
+        <w:rPr>
+          <w:lang w:val="hi_IN" w:bidi="hi_IN"/>
+        </w:rPr>
+        <w:t>1 कुरिन्थियों 5:5</w:t>
+      </w:r>
+    </w:p>
+    <w:p>
+      <w:pPr>
+        <w:pStyle w:val="ListBullet"/>
+        <w:spacing w:line="240" w:lineRule="auto"/>
+        <w:ind w:left="720"/>
+      </w:pPr>
+      <w:r>
+        <w:rPr>
+          <w:lang w:val="hi_IN" w:bidi="hi_IN"/>
+        </w:rPr>
+      </w:r>
+      <w:r>
+        <w:rPr>
+          <w:lang w:val="hi_IN" w:bidi="hi_IN"/>
+        </w:rPr>
+        <w:t>1 यूहन्ना 4:3</w:t>
+      </w:r>
+    </w:p>
+    <w:p>
+      <w:pPr>
+        <w:pStyle w:val="ListBullet"/>
+        <w:spacing w:line="240" w:lineRule="auto"/>
+        <w:ind w:left="720"/>
+      </w:pPr>
+      <w:r>
+        <w:rPr>
+          <w:lang w:val="hi_IN" w:bidi="hi_IN"/>
+        </w:rPr>
+      </w:r>
+      <w:r>
+        <w:rPr>
+          <w:lang w:val="hi_IN" w:bidi="hi_IN"/>
+        </w:rPr>
+        <w:t>1 थिस्सलुनीकियों 5:23</w:t>
+      </w:r>
+    </w:p>
+    <w:p>
+      <w:pPr>
+        <w:pStyle w:val="ListBullet"/>
+        <w:spacing w:line="240" w:lineRule="auto"/>
+        <w:ind w:left="720"/>
+      </w:pPr>
+      <w:r>
+        <w:rPr>
+          <w:lang w:val="hi_IN" w:bidi="hi_IN"/>
+        </w:rPr>
+      </w:r>
+      <w:r>
+        <w:rPr>
+          <w:lang w:val="hi_IN" w:bidi="hi_IN"/>
+        </w:rPr>
+        <w:t>प्रे.का. 5:9</w:t>
+      </w:r>
+    </w:p>
+    <w:p>
+      <w:pPr>
+        <w:pStyle w:val="ListBullet"/>
+        <w:spacing w:line="240" w:lineRule="auto"/>
+        <w:ind w:left="720"/>
+      </w:pPr>
+      <w:r>
+        <w:rPr>
+          <w:lang w:val="hi_IN" w:bidi="hi_IN"/>
+        </w:rPr>
+      </w:r>
+      <w:r>
+        <w:rPr>
+          <w:lang w:val="hi_IN" w:bidi="hi_IN"/>
+        </w:rPr>
+        <w:t>कुलुस्सियों 1: 9</w:t>
+      </w:r>
+    </w:p>
+    <w:p>
+      <w:pPr>
+        <w:pStyle w:val="ListBullet"/>
+        <w:spacing w:line="240" w:lineRule="auto"/>
+        <w:ind w:left="720"/>
+      </w:pPr>
+      <w:r>
+        <w:rPr>
+          <w:lang w:val="hi_IN" w:bidi="hi_IN"/>
+        </w:rPr>
+      </w:r>
+      <w:r>
+        <w:rPr>
+          <w:lang w:val="hi_IN" w:bidi="hi_IN"/>
+        </w:rPr>
+        <w:t>इफिसियों 4:23</w:t>
+      </w:r>
+    </w:p>
+    <w:p>
+      <w:pPr>
+        <w:pStyle w:val="ListBullet"/>
+        <w:spacing w:line="240" w:lineRule="auto"/>
+        <w:ind w:left="720"/>
+      </w:pPr>
+      <w:r>
+        <w:rPr>
+          <w:lang w:val="hi_IN" w:bidi="hi_IN"/>
+        </w:rPr>
+      </w:r>
+      <w:r>
+        <w:rPr>
+          <w:lang w:val="hi_IN" w:bidi="hi_IN"/>
+        </w:rPr>
+        <w:t>उत्पत्ति 7:21–22</w:t>
+      </w:r>
+    </w:p>
+    <w:p>
+      <w:pPr>
+        <w:pStyle w:val="ListBullet"/>
+        <w:spacing w:line="240" w:lineRule="auto"/>
+        <w:ind w:left="720"/>
+      </w:pPr>
+      <w:r>
+        <w:rPr>
+          <w:lang w:val="hi_IN" w:bidi="hi_IN"/>
+        </w:rPr>
+      </w:r>
+      <w:r>
+        <w:rPr>
+          <w:lang w:val="hi_IN" w:bidi="hi_IN"/>
+        </w:rPr>
+        <w:t>उत्पत्ति 8:1</w:t>
+      </w:r>
+    </w:p>
+    <w:p>
+      <w:pPr>
+        <w:pStyle w:val="ListBullet"/>
+        <w:spacing w:line="240" w:lineRule="auto"/>
+        <w:ind w:left="720"/>
+      </w:pPr>
+      <w:r>
+        <w:rPr>
+          <w:lang w:val="hi_IN" w:bidi="hi_IN"/>
+        </w:rPr>
+      </w:r>
+      <w:r>
+        <w:rPr>
+          <w:lang w:val="hi_IN" w:bidi="hi_IN"/>
+        </w:rPr>
+        <w:t>यशायाह 4: 4</w:t>
+      </w:r>
+    </w:p>
+    <w:p>
+      <w:pPr>
+        <w:pStyle w:val="ListBullet"/>
+        <w:spacing w:line="240" w:lineRule="auto"/>
+        <w:ind w:left="720"/>
+      </w:pPr>
+      <w:r>
+        <w:rPr>
+          <w:lang w:val="hi_IN" w:bidi="hi_IN"/>
+        </w:rPr>
+      </w:r>
+      <w:r>
+        <w:rPr>
+          <w:lang w:val="hi_IN" w:bidi="hi_IN"/>
+        </w:rPr>
+        <w:t>मरकुस 1:23–26</w:t>
+      </w:r>
+    </w:p>
+    <w:p>
+      <w:pPr>
+        <w:pStyle w:val="ListBullet"/>
+        <w:spacing w:line="240" w:lineRule="auto"/>
+        <w:ind w:left="720"/>
+      </w:pPr>
+      <w:r>
+        <w:rPr>
+          <w:lang w:val="hi_IN" w:bidi="hi_IN"/>
+        </w:rPr>
+      </w:r>
+      <w:r>
+        <w:rPr>
+          <w:lang w:val="hi_IN" w:bidi="hi_IN"/>
+        </w:rPr>
+        <w:t>मत्ती. 26:41</w:t>
+      </w:r>
+    </w:p>
+    <w:p>
+      <w:pPr>
+        <w:pStyle w:val="ListBullet"/>
+        <w:spacing w:line="240" w:lineRule="auto"/>
+        <w:ind w:left="720"/>
+      </w:pPr>
+      <w:r>
+        <w:rPr>
+          <w:lang w:val="hi_IN" w:bidi="hi_IN"/>
+        </w:rPr>
+      </w:r>
+      <w:r>
+        <w:rPr>
+          <w:lang w:val="hi_IN" w:bidi="hi_IN"/>
+        </w:rPr>
+        <w:t>फिलिप्पियों 1:27</w:t>
+      </w:r>
     </w:p>
     <w:p>
       <w:pPr>
@@ -2641,138 +2467,102 @@
           <w:lang w:val="hi_IN" w:bidi="hi_IN"/>
         </w:rPr>
       </w:r>
-      <w:hyperlink r:id="rId21">
-        <w:r>
-          <w:rPr>
-            <w:lang w:val="hi_IN" w:bidi="hi_IN"/>
-          </w:rPr>
-          <w:rPr>
-            <w:color w:val="0000EE"/>
-            <w:u w:val="single"/>
-          </w:rPr>
-          <w:t>1 तीमुथियुस 2:14</w:t>
-        </w:r>
-      </w:hyperlink>
-    </w:p>
-    <w:p>
-      <w:pPr>
-        <w:pStyle w:val="ListBullet"/>
-        <w:spacing w:line="240" w:lineRule="auto"/>
-        <w:ind w:left="720"/>
-      </w:pPr>
-      <w:r>
-        <w:rPr>
-          <w:lang w:val="hi_IN" w:bidi="hi_IN"/>
-        </w:rPr>
-      </w:r>
-      <w:hyperlink r:id="rId40">
-        <w:r>
-          <w:rPr>
-            <w:lang w:val="hi_IN" w:bidi="hi_IN"/>
-          </w:rPr>
-          <w:rPr>
-            <w:color w:val="0000EE"/>
-            <w:u w:val="single"/>
-          </w:rPr>
-          <w:t>उत्पत्ति 3:17</w:t>
-        </w:r>
-      </w:hyperlink>
-    </w:p>
-    <w:p>
-      <w:pPr>
-        <w:pStyle w:val="ListBullet"/>
-        <w:spacing w:line="240" w:lineRule="auto"/>
-        <w:ind w:left="720"/>
-      </w:pPr>
-      <w:r>
-        <w:rPr>
-          <w:lang w:val="hi_IN" w:bidi="hi_IN"/>
-        </w:rPr>
-      </w:r>
-      <w:hyperlink r:id="rId41">
-        <w:r>
-          <w:rPr>
-            <w:lang w:val="hi_IN" w:bidi="hi_IN"/>
-          </w:rPr>
-          <w:rPr>
-            <w:color w:val="0000EE"/>
-            <w:u w:val="single"/>
-          </w:rPr>
-          <w:t>उत्पत्ति 5:01</w:t>
-        </w:r>
-      </w:hyperlink>
-    </w:p>
-    <w:p>
-      <w:pPr>
-        <w:pStyle w:val="ListBullet"/>
-        <w:spacing w:line="240" w:lineRule="auto"/>
-        <w:ind w:left="720"/>
-      </w:pPr>
-      <w:r>
-        <w:rPr>
-          <w:lang w:val="hi_IN" w:bidi="hi_IN"/>
-        </w:rPr>
-      </w:r>
-      <w:hyperlink r:id="rId42">
-        <w:r>
-          <w:rPr>
-            <w:lang w:val="hi_IN" w:bidi="hi_IN"/>
-          </w:rPr>
-          <w:rPr>
-            <w:color w:val="0000EE"/>
-            <w:u w:val="single"/>
-          </w:rPr>
-          <w:t>उत्पत्ति 11:5</w:t>
-        </w:r>
-      </w:hyperlink>
-    </w:p>
-    <w:p>
-      <w:pPr>
-        <w:pStyle w:val="ListBullet"/>
-        <w:spacing w:line="240" w:lineRule="auto"/>
-        <w:ind w:left="720"/>
-      </w:pPr>
-      <w:r>
-        <w:rPr>
-          <w:lang w:val="hi_IN" w:bidi="hi_IN"/>
-        </w:rPr>
-      </w:r>
-      <w:hyperlink r:id="rId43">
-        <w:r>
-          <w:rPr>
-            <w:lang w:val="hi_IN" w:bidi="hi_IN"/>
-          </w:rPr>
-          <w:rPr>
-            <w:color w:val="0000EE"/>
-            <w:u w:val="single"/>
-          </w:rPr>
-          <w:t>लूका 3:38</w:t>
-        </w:r>
-      </w:hyperlink>
-    </w:p>
-    <w:p>
-      <w:pPr>
-        <w:pStyle w:val="ListBullet"/>
-        <w:spacing w:line="240" w:lineRule="auto"/>
-        <w:ind w:left="720"/>
-      </w:pPr>
-      <w:r>
-        <w:rPr>
-          <w:lang w:val="hi_IN" w:bidi="hi_IN"/>
-        </w:rPr>
-      </w:r>
-      <w:hyperlink r:id="rId44">
-        <w:r>
-          <w:rPr>
-            <w:lang w:val="hi_IN" w:bidi="hi_IN"/>
-          </w:rPr>
-          <w:rPr>
-            <w:color w:val="0000EE"/>
-            <w:u w:val="single"/>
-          </w:rPr>
-          <w:t>रोमियो 5:15</w:t>
-        </w:r>
-      </w:hyperlink>
+      <w:r>
+        <w:rPr>
+          <w:lang w:val="hi_IN" w:bidi="hi_IN"/>
+        </w:rPr>
+        <w:t>1 तीमुथियुस 2:14</w:t>
+      </w:r>
+    </w:p>
+    <w:p>
+      <w:pPr>
+        <w:pStyle w:val="ListBullet"/>
+        <w:spacing w:line="240" w:lineRule="auto"/>
+        <w:ind w:left="720"/>
+      </w:pPr>
+      <w:r>
+        <w:rPr>
+          <w:lang w:val="hi_IN" w:bidi="hi_IN"/>
+        </w:rPr>
+      </w:r>
+      <w:r>
+        <w:rPr>
+          <w:lang w:val="hi_IN" w:bidi="hi_IN"/>
+        </w:rPr>
+        <w:t>उत्पत्ति 3:17</w:t>
+      </w:r>
+    </w:p>
+    <w:p>
+      <w:pPr>
+        <w:pStyle w:val="ListBullet"/>
+        <w:spacing w:line="240" w:lineRule="auto"/>
+        <w:ind w:left="720"/>
+      </w:pPr>
+      <w:r>
+        <w:rPr>
+          <w:lang w:val="hi_IN" w:bidi="hi_IN"/>
+        </w:rPr>
+      </w:r>
+      <w:r>
+        <w:rPr>
+          <w:lang w:val="hi_IN" w:bidi="hi_IN"/>
+        </w:rPr>
+        <w:t>उत्पत्ति 5:01</w:t>
+      </w:r>
+    </w:p>
+    <w:p>
+      <w:pPr>
+        <w:pStyle w:val="ListBullet"/>
+        <w:spacing w:line="240" w:lineRule="auto"/>
+        <w:ind w:left="720"/>
+      </w:pPr>
+      <w:r>
+        <w:rPr>
+          <w:lang w:val="hi_IN" w:bidi="hi_IN"/>
+        </w:rPr>
+      </w:r>
+      <w:r>
+        <w:rPr>
+          <w:lang w:val="hi_IN" w:bidi="hi_IN"/>
+        </w:rPr>
+        <w:t>उत्पत्ति 11:5</w:t>
+      </w:r>
+    </w:p>
+    <w:p>
+      <w:pPr>
+        <w:pStyle w:val="ListBullet"/>
+        <w:spacing w:line="240" w:lineRule="auto"/>
+        <w:ind w:left="720"/>
+      </w:pPr>
+      <w:r>
+        <w:rPr>
+          <w:lang w:val="hi_IN" w:bidi="hi_IN"/>
+        </w:rPr>
+      </w:r>
+      <w:r>
+        <w:rPr>
+          <w:lang w:val="hi_IN" w:bidi="hi_IN"/>
+        </w:rPr>
+        <w:t>लूका 3:38</w:t>
+      </w:r>
+    </w:p>
+    <w:p>
+      <w:pPr>
+        <w:pStyle w:val="ListBullet"/>
+        <w:spacing w:line="240" w:lineRule="auto"/>
+        <w:ind w:left="720"/>
+      </w:pPr>
+      <w:r>
+        <w:rPr>
+          <w:lang w:val="hi_IN" w:bidi="hi_IN"/>
+        </w:rPr>
+      </w:r>
+      <w:r>
+        <w:rPr>
+          <w:lang w:val="hi_IN" w:bidi="hi_IN"/>
+        </w:rPr>
+        <w:t>रोमियो 5:15</w:t>
+      </w:r>
     </w:p>
     <w:p>
       <w:pPr>
@@ -3341,138 +3131,102 @@
           <w:lang w:val="hi_IN" w:bidi="hi_IN"/>
         </w:rPr>
       </w:r>
-      <w:hyperlink r:id="rId45">
-        <w:r>
-          <w:rPr>
-            <w:lang w:val="hi_IN" w:bidi="hi_IN"/>
-          </w:rPr>
-          <w:rPr>
-            <w:color w:val="0000EE"/>
-            <w:u w:val="single"/>
-          </w:rPr>
-          <w:t>1 शमूएल 2:8</w:t>
-        </w:r>
-      </w:hyperlink>
-    </w:p>
-    <w:p>
-      <w:pPr>
-        <w:pStyle w:val="ListBullet"/>
-        <w:spacing w:line="240" w:lineRule="auto"/>
-        <w:ind w:left="720"/>
-      </w:pPr>
-      <w:r>
-        <w:rPr>
-          <w:lang w:val="hi_IN" w:bidi="hi_IN"/>
-        </w:rPr>
-      </w:r>
-      <w:hyperlink r:id="rId46">
-        <w:r>
-          <w:rPr>
-            <w:lang w:val="hi_IN" w:bidi="hi_IN"/>
-          </w:rPr>
-          <w:rPr>
-            <w:color w:val="0000EE"/>
-            <w:u w:val="single"/>
-          </w:rPr>
-          <w:t>प्रे.का. 19:17</w:t>
-        </w:r>
-      </w:hyperlink>
-    </w:p>
-    <w:p>
-      <w:pPr>
-        <w:pStyle w:val="ListBullet"/>
-        <w:spacing w:line="240" w:lineRule="auto"/>
-        <w:ind w:left="720"/>
-      </w:pPr>
-      <w:r>
-        <w:rPr>
-          <w:lang w:val="hi_IN" w:bidi="hi_IN"/>
-        </w:rPr>
-      </w:r>
-      <w:hyperlink r:id="rId47">
-        <w:r>
-          <w:rPr>
-            <w:lang w:val="hi_IN" w:bidi="hi_IN"/>
-          </w:rPr>
-          <w:rPr>
-            <w:color w:val="0000EE"/>
-            <w:u w:val="single"/>
-          </w:rPr>
-          <w:t>यूहन्ना 4:44</w:t>
-        </w:r>
-      </w:hyperlink>
-    </w:p>
-    <w:p>
-      <w:pPr>
-        <w:pStyle w:val="ListBullet"/>
-        <w:spacing w:line="240" w:lineRule="auto"/>
-        <w:ind w:left="720"/>
-      </w:pPr>
-      <w:r>
-        <w:rPr>
-          <w:lang w:val="hi_IN" w:bidi="hi_IN"/>
-        </w:rPr>
-      </w:r>
-      <w:hyperlink r:id="rId48">
-        <w:r>
-          <w:rPr>
-            <w:lang w:val="hi_IN" w:bidi="hi_IN"/>
-          </w:rPr>
-          <w:rPr>
-            <w:color w:val="0000EE"/>
-            <w:u w:val="single"/>
-          </w:rPr>
-          <w:t>यूहन्ना 12:26</w:t>
-        </w:r>
-      </w:hyperlink>
-    </w:p>
-    <w:p>
-      <w:pPr>
-        <w:pStyle w:val="ListBullet"/>
-        <w:spacing w:line="240" w:lineRule="auto"/>
-        <w:ind w:left="720"/>
-      </w:pPr>
-      <w:r>
-        <w:rPr>
-          <w:lang w:val="hi_IN" w:bidi="hi_IN"/>
-        </w:rPr>
-      </w:r>
-      <w:hyperlink r:id="rId49">
-        <w:r>
-          <w:rPr>
-            <w:lang w:val="hi_IN" w:bidi="hi_IN"/>
-          </w:rPr>
-          <w:rPr>
-            <w:color w:val="0000EE"/>
-            <w:u w:val="single"/>
-          </w:rPr>
-          <w:t>मरकुस 6:4</w:t>
-        </w:r>
-      </w:hyperlink>
-    </w:p>
-    <w:p>
-      <w:pPr>
-        <w:pStyle w:val="ListBullet"/>
-        <w:spacing w:line="240" w:lineRule="auto"/>
-        <w:ind w:left="720"/>
-      </w:pPr>
-      <w:r>
-        <w:rPr>
-          <w:lang w:val="hi_IN" w:bidi="hi_IN"/>
-        </w:rPr>
-      </w:r>
-      <w:hyperlink r:id="rId50">
-        <w:r>
-          <w:rPr>
-            <w:lang w:val="hi_IN" w:bidi="hi_IN"/>
-          </w:rPr>
-          <w:rPr>
-            <w:color w:val="0000EE"/>
-            <w:u w:val="single"/>
-          </w:rPr>
-          <w:t>मत्ती 15:6</w:t>
-        </w:r>
-      </w:hyperlink>
+      <w:r>
+        <w:rPr>
+          <w:lang w:val="hi_IN" w:bidi="hi_IN"/>
+        </w:rPr>
+        <w:t>1 शमूएल 2:8</w:t>
+      </w:r>
+    </w:p>
+    <w:p>
+      <w:pPr>
+        <w:pStyle w:val="ListBullet"/>
+        <w:spacing w:line="240" w:lineRule="auto"/>
+        <w:ind w:left="720"/>
+      </w:pPr>
+      <w:r>
+        <w:rPr>
+          <w:lang w:val="hi_IN" w:bidi="hi_IN"/>
+        </w:rPr>
+      </w:r>
+      <w:r>
+        <w:rPr>
+          <w:lang w:val="hi_IN" w:bidi="hi_IN"/>
+        </w:rPr>
+        <w:t>प्रे.का. 19:17</w:t>
+      </w:r>
+    </w:p>
+    <w:p>
+      <w:pPr>
+        <w:pStyle w:val="ListBullet"/>
+        <w:spacing w:line="240" w:lineRule="auto"/>
+        <w:ind w:left="720"/>
+      </w:pPr>
+      <w:r>
+        <w:rPr>
+          <w:lang w:val="hi_IN" w:bidi="hi_IN"/>
+        </w:rPr>
+      </w:r>
+      <w:r>
+        <w:rPr>
+          <w:lang w:val="hi_IN" w:bidi="hi_IN"/>
+        </w:rPr>
+        <w:t>यूहन्ना 4:44</w:t>
+      </w:r>
+    </w:p>
+    <w:p>
+      <w:pPr>
+        <w:pStyle w:val="ListBullet"/>
+        <w:spacing w:line="240" w:lineRule="auto"/>
+        <w:ind w:left="720"/>
+      </w:pPr>
+      <w:r>
+        <w:rPr>
+          <w:lang w:val="hi_IN" w:bidi="hi_IN"/>
+        </w:rPr>
+      </w:r>
+      <w:r>
+        <w:rPr>
+          <w:lang w:val="hi_IN" w:bidi="hi_IN"/>
+        </w:rPr>
+        <w:t>यूहन्ना 12:26</w:t>
+      </w:r>
+    </w:p>
+    <w:p>
+      <w:pPr>
+        <w:pStyle w:val="ListBullet"/>
+        <w:spacing w:line="240" w:lineRule="auto"/>
+        <w:ind w:left="720"/>
+      </w:pPr>
+      <w:r>
+        <w:rPr>
+          <w:lang w:val="hi_IN" w:bidi="hi_IN"/>
+        </w:rPr>
+      </w:r>
+      <w:r>
+        <w:rPr>
+          <w:lang w:val="hi_IN" w:bidi="hi_IN"/>
+        </w:rPr>
+        <w:t>मरकुस 6:4</w:t>
+      </w:r>
+    </w:p>
+    <w:p>
+      <w:pPr>
+        <w:pStyle w:val="ListBullet"/>
+        <w:spacing w:line="240" w:lineRule="auto"/>
+        <w:ind w:left="720"/>
+      </w:pPr>
+      <w:r>
+        <w:rPr>
+          <w:lang w:val="hi_IN" w:bidi="hi_IN"/>
+        </w:rPr>
+      </w:r>
+      <w:r>
+        <w:rPr>
+          <w:lang w:val="hi_IN" w:bidi="hi_IN"/>
+        </w:rPr>
+        <w:t>मत्ती 15:6</w:t>
+      </w:r>
     </w:p>
     <w:p>
       <w:pPr>
@@ -3710,18 +3464,12 @@
           <w:lang w:val="hi_IN" w:bidi="hi_IN"/>
         </w:rPr>
       </w:r>
-      <w:hyperlink r:id="rId51">
-        <w:r>
-          <w:rPr>
-            <w:lang w:val="hi_IN" w:bidi="hi_IN"/>
-          </w:rPr>
-          <w:rPr>
-            <w:color w:val="0000EE"/>
-            <w:u w:val="single"/>
-          </w:rPr>
-          <w:t>नीतिवचन 08:30</w:t>
-        </w:r>
-      </w:hyperlink>
+      <w:r>
+        <w:rPr>
+          <w:lang w:val="hi_IN" w:bidi="hi_IN"/>
+        </w:rPr>
+        <w:t>नीतिवचन 08:30</w:t>
+      </w:r>
     </w:p>
     <w:p>
       <w:pPr>
@@ -3770,18 +3518,12 @@
           <w:lang w:val="hi_IN" w:bidi="hi_IN"/>
         </w:rPr>
       </w:r>
-      <w:hyperlink r:id="rId52">
-        <w:r>
-          <w:rPr>
-            <w:lang w:val="hi_IN" w:bidi="hi_IN"/>
-          </w:rPr>
-          <w:rPr>
-            <w:color w:val="0000EE"/>
-            <w:u w:val="single"/>
-          </w:rPr>
-          <w:t>श्रेष्ठगीत 01:03</w:t>
-        </w:r>
-      </w:hyperlink>
+      <w:r>
+        <w:rPr>
+          <w:lang w:val="hi_IN" w:bidi="hi_IN"/>
+        </w:rPr>
+        <w:t>श्रेष्ठगीत 01:03</w:t>
+      </w:r>
     </w:p>
     <w:p>
       <w:pPr>
@@ -4194,210 +3936,156 @@
           <w:lang w:val="hi_IN" w:bidi="hi_IN"/>
         </w:rPr>
       </w:r>
-      <w:hyperlink r:id="rId20">
-        <w:r>
-          <w:rPr>
-            <w:lang w:val="hi_IN" w:bidi="hi_IN"/>
-          </w:rPr>
-          <w:rPr>
-            <w:color w:val="0000EE"/>
-            <w:u w:val="single"/>
-          </w:rPr>
-          <w:t>1 थिस्सलुनीकियों 01:6–7</w:t>
-        </w:r>
-      </w:hyperlink>
-    </w:p>
-    <w:p>
-      <w:pPr>
-        <w:pStyle w:val="ListBullet"/>
-        <w:spacing w:line="240" w:lineRule="auto"/>
-        <w:ind w:left="720"/>
-      </w:pPr>
-      <w:r>
-        <w:rPr>
-          <w:lang w:val="hi_IN" w:bidi="hi_IN"/>
-        </w:rPr>
-      </w:r>
-      <w:hyperlink r:id="rId53">
-        <w:r>
-          <w:rPr>
-            <w:lang w:val="hi_IN" w:bidi="hi_IN"/>
-          </w:rPr>
-          <w:rPr>
-            <w:color w:val="0000EE"/>
-            <w:u w:val="single"/>
-          </w:rPr>
-          <w:t>3 यूहन्ना 01:1–4</w:t>
-        </w:r>
-      </w:hyperlink>
-    </w:p>
-    <w:p>
-      <w:pPr>
-        <w:pStyle w:val="ListBullet"/>
-        <w:spacing w:line="240" w:lineRule="auto"/>
-        <w:ind w:left="720"/>
-      </w:pPr>
-      <w:r>
-        <w:rPr>
-          <w:lang w:val="hi_IN" w:bidi="hi_IN"/>
-        </w:rPr>
-      </w:r>
-      <w:hyperlink r:id="rId54">
-        <w:r>
-          <w:rPr>
-            <w:lang w:val="hi_IN" w:bidi="hi_IN"/>
-          </w:rPr>
-          <w:rPr>
-            <w:color w:val="0000EE"/>
-            <w:u w:val="single"/>
-          </w:rPr>
-          <w:t>गलातियों 05:22–24</w:t>
-        </w:r>
-      </w:hyperlink>
-    </w:p>
-    <w:p>
-      <w:pPr>
-        <w:pStyle w:val="ListBullet"/>
-        <w:spacing w:line="240" w:lineRule="auto"/>
-        <w:ind w:left="720"/>
-      </w:pPr>
-      <w:r>
-        <w:rPr>
-          <w:lang w:val="hi_IN" w:bidi="hi_IN"/>
-        </w:rPr>
-      </w:r>
-      <w:hyperlink r:id="rId55">
-        <w:r>
-          <w:rPr>
-            <w:lang w:val="hi_IN" w:bidi="hi_IN"/>
-          </w:rPr>
-          <w:rPr>
-            <w:color w:val="0000EE"/>
-            <w:u w:val="single"/>
-          </w:rPr>
-          <w:t>यशायाह 56:6–7</w:t>
-        </w:r>
-      </w:hyperlink>
-    </w:p>
-    <w:p>
-      <w:pPr>
-        <w:pStyle w:val="ListBullet"/>
-        <w:spacing w:line="240" w:lineRule="auto"/>
-        <w:ind w:left="720"/>
-      </w:pPr>
-      <w:r>
-        <w:rPr>
-          <w:lang w:val="hi_IN" w:bidi="hi_IN"/>
-        </w:rPr>
-      </w:r>
-      <w:hyperlink r:id="rId56">
-        <w:r>
-          <w:rPr>
-            <w:lang w:val="hi_IN" w:bidi="hi_IN"/>
-          </w:rPr>
-          <w:rPr>
-            <w:color w:val="0000EE"/>
-            <w:u w:val="single"/>
-          </w:rPr>
-          <w:t>याकूब 01:1–3</w:t>
-        </w:r>
-      </w:hyperlink>
-    </w:p>
-    <w:p>
-      <w:pPr>
-        <w:pStyle w:val="ListBullet"/>
-        <w:spacing w:line="240" w:lineRule="auto"/>
-        <w:ind w:left="720"/>
-      </w:pPr>
-      <w:r>
-        <w:rPr>
-          <w:lang w:val="hi_IN" w:bidi="hi_IN"/>
-        </w:rPr>
-      </w:r>
-      <w:hyperlink r:id="rId57">
-        <w:r>
-          <w:rPr>
-            <w:lang w:val="hi_IN" w:bidi="hi_IN"/>
-          </w:rPr>
-          <w:rPr>
-            <w:color w:val="0000EE"/>
-            <w:u w:val="single"/>
-          </w:rPr>
-          <w:t>यिर्मयाह 15:15–16</w:t>
-        </w:r>
-      </w:hyperlink>
-    </w:p>
-    <w:p>
-      <w:pPr>
-        <w:pStyle w:val="ListBullet"/>
-        <w:spacing w:line="240" w:lineRule="auto"/>
-        <w:ind w:left="720"/>
-      </w:pPr>
-      <w:r>
-        <w:rPr>
-          <w:lang w:val="hi_IN" w:bidi="hi_IN"/>
-        </w:rPr>
-      </w:r>
-      <w:hyperlink r:id="rId58">
-        <w:r>
-          <w:rPr>
-            <w:lang w:val="hi_IN" w:bidi="hi_IN"/>
-          </w:rPr>
-          <w:rPr>
-            <w:color w:val="0000EE"/>
-            <w:u w:val="single"/>
-          </w:rPr>
-          <w:t>मत्ती 02:9–10</w:t>
-        </w:r>
-      </w:hyperlink>
-    </w:p>
-    <w:p>
-      <w:pPr>
-        <w:pStyle w:val="ListBullet"/>
-        <w:spacing w:line="240" w:lineRule="auto"/>
-        <w:ind w:left="720"/>
-      </w:pPr>
-      <w:r>
-        <w:rPr>
-          <w:lang w:val="hi_IN" w:bidi="hi_IN"/>
-        </w:rPr>
-      </w:r>
-      <w:hyperlink r:id="rId59">
-        <w:r>
-          <w:rPr>
-            <w:lang w:val="hi_IN" w:bidi="hi_IN"/>
-          </w:rPr>
-          <w:rPr>
-            <w:color w:val="0000EE"/>
-            <w:u w:val="single"/>
-          </w:rPr>
-          <w:t>नहेम्याह 08:9–10</w:t>
-        </w:r>
-      </w:hyperlink>
-    </w:p>
-    <w:p>
-      <w:pPr>
-        <w:pStyle w:val="ListBullet"/>
-        <w:spacing w:line="240" w:lineRule="auto"/>
-        <w:ind w:left="720"/>
-      </w:pPr>
-      <w:r>
-        <w:rPr>
-          <w:lang w:val="hi_IN" w:bidi="hi_IN"/>
-        </w:rPr>
-      </w:r>
-      <w:hyperlink r:id="rId60">
-        <w:r>
-          <w:rPr>
-            <w:lang w:val="hi_IN" w:bidi="hi_IN"/>
-          </w:rPr>
-          <w:rPr>
-            <w:color w:val="0000EE"/>
-            <w:u w:val="single"/>
-          </w:rPr>
-          <w:t>फिलेमोन 01:4–7</w:t>
-        </w:r>
-      </w:hyperlink>
+      <w:r>
+        <w:rPr>
+          <w:lang w:val="hi_IN" w:bidi="hi_IN"/>
+        </w:rPr>
+        <w:t>1 थिस्सलुनीकियों 01:6–7</w:t>
+      </w:r>
+    </w:p>
+    <w:p>
+      <w:pPr>
+        <w:pStyle w:val="ListBullet"/>
+        <w:spacing w:line="240" w:lineRule="auto"/>
+        <w:ind w:left="720"/>
+      </w:pPr>
+      <w:r>
+        <w:rPr>
+          <w:lang w:val="hi_IN" w:bidi="hi_IN"/>
+        </w:rPr>
+      </w:r>
+      <w:r>
+        <w:rPr>
+          <w:lang w:val="hi_IN" w:bidi="hi_IN"/>
+        </w:rPr>
+        <w:t>3 यूहन्ना 01:1–4</w:t>
+      </w:r>
+    </w:p>
+    <w:p>
+      <w:pPr>
+        <w:pStyle w:val="ListBullet"/>
+        <w:spacing w:line="240" w:lineRule="auto"/>
+        <w:ind w:left="720"/>
+      </w:pPr>
+      <w:r>
+        <w:rPr>
+          <w:lang w:val="hi_IN" w:bidi="hi_IN"/>
+        </w:rPr>
+      </w:r>
+      <w:r>
+        <w:rPr>
+          <w:lang w:val="hi_IN" w:bidi="hi_IN"/>
+        </w:rPr>
+        <w:t>गलातियों 05:22–24</w:t>
+      </w:r>
+    </w:p>
+    <w:p>
+      <w:pPr>
+        <w:pStyle w:val="ListBullet"/>
+        <w:spacing w:line="240" w:lineRule="auto"/>
+        <w:ind w:left="720"/>
+      </w:pPr>
+      <w:r>
+        <w:rPr>
+          <w:lang w:val="hi_IN" w:bidi="hi_IN"/>
+        </w:rPr>
+      </w:r>
+      <w:r>
+        <w:rPr>
+          <w:lang w:val="hi_IN" w:bidi="hi_IN"/>
+        </w:rPr>
+        <w:t>यशायाह 56:6–7</w:t>
+      </w:r>
+    </w:p>
+    <w:p>
+      <w:pPr>
+        <w:pStyle w:val="ListBullet"/>
+        <w:spacing w:line="240" w:lineRule="auto"/>
+        <w:ind w:left="720"/>
+      </w:pPr>
+      <w:r>
+        <w:rPr>
+          <w:lang w:val="hi_IN" w:bidi="hi_IN"/>
+        </w:rPr>
+      </w:r>
+      <w:r>
+        <w:rPr>
+          <w:lang w:val="hi_IN" w:bidi="hi_IN"/>
+        </w:rPr>
+        <w:t>याकूब 01:1–3</w:t>
+      </w:r>
+    </w:p>
+    <w:p>
+      <w:pPr>
+        <w:pStyle w:val="ListBullet"/>
+        <w:spacing w:line="240" w:lineRule="auto"/>
+        <w:ind w:left="720"/>
+      </w:pPr>
+      <w:r>
+        <w:rPr>
+          <w:lang w:val="hi_IN" w:bidi="hi_IN"/>
+        </w:rPr>
+      </w:r>
+      <w:r>
+        <w:rPr>
+          <w:lang w:val="hi_IN" w:bidi="hi_IN"/>
+        </w:rPr>
+        <w:t>यिर्मयाह 15:15–16</w:t>
+      </w:r>
+    </w:p>
+    <w:p>
+      <w:pPr>
+        <w:pStyle w:val="ListBullet"/>
+        <w:spacing w:line="240" w:lineRule="auto"/>
+        <w:ind w:left="720"/>
+      </w:pPr>
+      <w:r>
+        <w:rPr>
+          <w:lang w:val="hi_IN" w:bidi="hi_IN"/>
+        </w:rPr>
+      </w:r>
+      <w:r>
+        <w:rPr>
+          <w:lang w:val="hi_IN" w:bidi="hi_IN"/>
+        </w:rPr>
+        <w:t>मत्ती 02:9–10</w:t>
+      </w:r>
+    </w:p>
+    <w:p>
+      <w:pPr>
+        <w:pStyle w:val="ListBullet"/>
+        <w:spacing w:line="240" w:lineRule="auto"/>
+        <w:ind w:left="720"/>
+      </w:pPr>
+      <w:r>
+        <w:rPr>
+          <w:lang w:val="hi_IN" w:bidi="hi_IN"/>
+        </w:rPr>
+      </w:r>
+      <w:r>
+        <w:rPr>
+          <w:lang w:val="hi_IN" w:bidi="hi_IN"/>
+        </w:rPr>
+        <w:t>नहेम्याह 08:9–10</w:t>
+      </w:r>
+    </w:p>
+    <w:p>
+      <w:pPr>
+        <w:pStyle w:val="ListBullet"/>
+        <w:spacing w:line="240" w:lineRule="auto"/>
+        <w:ind w:left="720"/>
+      </w:pPr>
+      <w:r>
+        <w:rPr>
+          <w:lang w:val="hi_IN" w:bidi="hi_IN"/>
+        </w:rPr>
+      </w:r>
+      <w:r>
+        <w:rPr>
+          <w:lang w:val="hi_IN" w:bidi="hi_IN"/>
+        </w:rPr>
+        <w:t>फिलेमोन 01:4–7</w:t>
+      </w:r>
     </w:p>
     <w:p>
       <w:pPr>
@@ -4428,18 +4116,12 @@
           <w:lang w:val="hi_IN" w:bidi="hi_IN"/>
         </w:rPr>
       </w:r>
-      <w:hyperlink r:id="rId61">
-        <w:r>
-          <w:rPr>
-            <w:lang w:val="hi_IN" w:bidi="hi_IN"/>
-          </w:rPr>
-          <w:rPr>
-            <w:color w:val="0000EE"/>
-            <w:u w:val="single"/>
-          </w:rPr>
-          <w:t>रोमियो 15:30–32</w:t>
-        </w:r>
-      </w:hyperlink>
+      <w:r>
+        <w:rPr>
+          <w:lang w:val="hi_IN" w:bidi="hi_IN"/>
+        </w:rPr>
+        <w:t>रोमियो 15:30–32</w:t>
+      </w:r>
     </w:p>
     <w:p>
       <w:pPr>
@@ -4869,138 +4551,102 @@
           <w:lang w:val="hi_IN" w:bidi="hi_IN"/>
         </w:rPr>
       </w:r>
-      <w:hyperlink r:id="rId62">
-        <w:r>
-          <w:rPr>
-            <w:lang w:val="hi_IN" w:bidi="hi_IN"/>
-          </w:rPr>
-          <w:rPr>
-            <w:color w:val="0000EE"/>
-            <w:u w:val="single"/>
-          </w:rPr>
-          <w:t>व्यवस्थाविवरण 27:15</w:t>
-        </w:r>
-      </w:hyperlink>
-    </w:p>
-    <w:p>
-      <w:pPr>
-        <w:pStyle w:val="ListBullet"/>
-        <w:spacing w:line="240" w:lineRule="auto"/>
-        <w:ind w:left="720"/>
-      </w:pPr>
-      <w:r>
-        <w:rPr>
-          <w:lang w:val="hi_IN" w:bidi="hi_IN"/>
-        </w:rPr>
-      </w:r>
-      <w:hyperlink r:id="rId63">
-        <w:r>
-          <w:rPr>
-            <w:lang w:val="hi_IN" w:bidi="hi_IN"/>
-          </w:rPr>
-          <w:rPr>
-            <w:color w:val="0000EE"/>
-            <w:u w:val="single"/>
-          </w:rPr>
-          <w:t>यूहन्ना 05:19–20</w:t>
-        </w:r>
-      </w:hyperlink>
-    </w:p>
-    <w:p>
-      <w:pPr>
-        <w:pStyle w:val="ListBullet"/>
-        <w:spacing w:line="240" w:lineRule="auto"/>
-        <w:ind w:left="720"/>
-      </w:pPr>
-      <w:r>
-        <w:rPr>
-          <w:lang w:val="hi_IN" w:bidi="hi_IN"/>
-        </w:rPr>
-      </w:r>
-      <w:hyperlink r:id="rId64">
-        <w:r>
-          <w:rPr>
-            <w:lang w:val="hi_IN" w:bidi="hi_IN"/>
-          </w:rPr>
-          <w:rPr>
-            <w:color w:val="0000EE"/>
-            <w:u w:val="single"/>
-          </w:rPr>
-          <w:t>यहूदा 01:24–25</w:t>
-        </w:r>
-      </w:hyperlink>
-    </w:p>
-    <w:p>
-      <w:pPr>
-        <w:pStyle w:val="ListBullet"/>
-        <w:spacing w:line="240" w:lineRule="auto"/>
-        <w:ind w:left="720"/>
-      </w:pPr>
-      <w:r>
-        <w:rPr>
-          <w:lang w:val="hi_IN" w:bidi="hi_IN"/>
-        </w:rPr>
-      </w:r>
-      <w:hyperlink r:id="rId65">
-        <w:r>
-          <w:rPr>
-            <w:lang w:val="hi_IN" w:bidi="hi_IN"/>
-          </w:rPr>
-          <w:rPr>
-            <w:color w:val="0000EE"/>
-            <w:u w:val="single"/>
-          </w:rPr>
-          <w:t>मत्ती 26:33–35</w:t>
-        </w:r>
-      </w:hyperlink>
-    </w:p>
-    <w:p>
-      <w:pPr>
-        <w:pStyle w:val="ListBullet"/>
-        <w:spacing w:line="240" w:lineRule="auto"/>
-        <w:ind w:left="720"/>
-      </w:pPr>
-      <w:r>
-        <w:rPr>
-          <w:lang w:val="hi_IN" w:bidi="hi_IN"/>
-        </w:rPr>
-      </w:r>
-      <w:hyperlink r:id="rId66">
-        <w:r>
-          <w:rPr>
-            <w:lang w:val="hi_IN" w:bidi="hi_IN"/>
-          </w:rPr>
-          <w:rPr>
-            <w:color w:val="0000EE"/>
-            <w:u w:val="single"/>
-          </w:rPr>
-          <w:t>फिलेमोन 01:23–25</w:t>
-        </w:r>
-      </w:hyperlink>
-    </w:p>
-    <w:p>
-      <w:pPr>
-        <w:pStyle w:val="ListBullet"/>
-        <w:spacing w:line="240" w:lineRule="auto"/>
-        <w:ind w:left="720"/>
-      </w:pPr>
-      <w:r>
-        <w:rPr>
-          <w:lang w:val="hi_IN" w:bidi="hi_IN"/>
-        </w:rPr>
-      </w:r>
-      <w:hyperlink r:id="rId67">
-        <w:r>
-          <w:rPr>
-            <w:lang w:val="hi_IN" w:bidi="hi_IN"/>
-          </w:rPr>
-          <w:rPr>
-            <w:color w:val="0000EE"/>
-            <w:u w:val="single"/>
-          </w:rPr>
-          <w:t>प्रकाशितवाक्य 22:20–21</w:t>
-        </w:r>
-      </w:hyperlink>
+      <w:r>
+        <w:rPr>
+          <w:lang w:val="hi_IN" w:bidi="hi_IN"/>
+        </w:rPr>
+        <w:t>व्यवस्थाविवरण 27:15</w:t>
+      </w:r>
+    </w:p>
+    <w:p>
+      <w:pPr>
+        <w:pStyle w:val="ListBullet"/>
+        <w:spacing w:line="240" w:lineRule="auto"/>
+        <w:ind w:left="720"/>
+      </w:pPr>
+      <w:r>
+        <w:rPr>
+          <w:lang w:val="hi_IN" w:bidi="hi_IN"/>
+        </w:rPr>
+      </w:r>
+      <w:r>
+        <w:rPr>
+          <w:lang w:val="hi_IN" w:bidi="hi_IN"/>
+        </w:rPr>
+        <w:t>यूहन्ना 05:19–20</w:t>
+      </w:r>
+    </w:p>
+    <w:p>
+      <w:pPr>
+        <w:pStyle w:val="ListBullet"/>
+        <w:spacing w:line="240" w:lineRule="auto"/>
+        <w:ind w:left="720"/>
+      </w:pPr>
+      <w:r>
+        <w:rPr>
+          <w:lang w:val="hi_IN" w:bidi="hi_IN"/>
+        </w:rPr>
+      </w:r>
+      <w:r>
+        <w:rPr>
+          <w:lang w:val="hi_IN" w:bidi="hi_IN"/>
+        </w:rPr>
+        <w:t>यहूदा 01:24–25</w:t>
+      </w:r>
+    </w:p>
+    <w:p>
+      <w:pPr>
+        <w:pStyle w:val="ListBullet"/>
+        <w:spacing w:line="240" w:lineRule="auto"/>
+        <w:ind w:left="720"/>
+      </w:pPr>
+      <w:r>
+        <w:rPr>
+          <w:lang w:val="hi_IN" w:bidi="hi_IN"/>
+        </w:rPr>
+      </w:r>
+      <w:r>
+        <w:rPr>
+          <w:lang w:val="hi_IN" w:bidi="hi_IN"/>
+        </w:rPr>
+        <w:t>मत्ती 26:33–35</w:t>
+      </w:r>
+    </w:p>
+    <w:p>
+      <w:pPr>
+        <w:pStyle w:val="ListBullet"/>
+        <w:spacing w:line="240" w:lineRule="auto"/>
+        <w:ind w:left="720"/>
+      </w:pPr>
+      <w:r>
+        <w:rPr>
+          <w:lang w:val="hi_IN" w:bidi="hi_IN"/>
+        </w:rPr>
+      </w:r>
+      <w:r>
+        <w:rPr>
+          <w:lang w:val="hi_IN" w:bidi="hi_IN"/>
+        </w:rPr>
+        <w:t>फिलेमोन 01:23–25</w:t>
+      </w:r>
+    </w:p>
+    <w:p>
+      <w:pPr>
+        <w:pStyle w:val="ListBullet"/>
+        <w:spacing w:line="240" w:lineRule="auto"/>
+        <w:ind w:left="720"/>
+      </w:pPr>
+      <w:r>
+        <w:rPr>
+          <w:lang w:val="hi_IN" w:bidi="hi_IN"/>
+        </w:rPr>
+      </w:r>
+      <w:r>
+        <w:rPr>
+          <w:lang w:val="hi_IN" w:bidi="hi_IN"/>
+        </w:rPr>
+        <w:t>प्रकाशितवाक्य 22:20–21</w:t>
+      </w:r>
     </w:p>
     <w:p>
       <w:pPr>
@@ -5236,18 +4882,12 @@
           <w:lang w:val="hi_IN" w:bidi="hi_IN"/>
         </w:rPr>
       </w:r>
-      <w:hyperlink r:id="rId68">
-        <w:r>
-          <w:rPr>
-            <w:lang w:val="hi_IN" w:bidi="hi_IN"/>
-          </w:rPr>
-          <w:rPr>
-            <w:color w:val="0000EE"/>
-            <w:u w:val="single"/>
-          </w:rPr>
-          <w:t>आमोस 01:1–2</w:t>
-        </w:r>
-      </w:hyperlink>
+      <w:r>
+        <w:rPr>
+          <w:lang w:val="hi_IN" w:bidi="hi_IN"/>
+        </w:rPr>
+        <w:t>आमोस 01:1–2</w:t>
+      </w:r>
     </w:p>
     <w:p>
       <w:pPr>
@@ -5447,66 +5087,48 @@
           <w:lang w:val="hi_IN" w:bidi="hi_IN"/>
         </w:rPr>
       </w:r>
-      <w:hyperlink r:id="rId13">
-        <w:r>
-          <w:rPr>
-            <w:lang w:val="hi_IN" w:bidi="hi_IN"/>
-          </w:rPr>
-          <w:rPr>
-            <w:color w:val="0000EE"/>
-            <w:u w:val="single"/>
-          </w:rPr>
-          <w:t>2 राजा 19:1–2</w:t>
-        </w:r>
-      </w:hyperlink>
-    </w:p>
-    <w:p>
-      <w:pPr>
-        <w:pStyle w:val="ListBullet"/>
-        <w:spacing w:line="240" w:lineRule="auto"/>
-        <w:ind w:left="720"/>
-      </w:pPr>
-      <w:r>
-        <w:rPr>
-          <w:lang w:val="hi_IN" w:bidi="hi_IN"/>
-        </w:rPr>
-      </w:r>
-      <w:hyperlink r:id="rId69">
-        <w:r>
-          <w:rPr>
-            <w:lang w:val="hi_IN" w:bidi="hi_IN"/>
-          </w:rPr>
-          <w:rPr>
-            <w:color w:val="0000EE"/>
-            <w:u w:val="single"/>
-          </w:rPr>
-          <w:t>यशायाह 37:1–2</w:t>
-        </w:r>
-      </w:hyperlink>
-    </w:p>
-    <w:p>
-      <w:pPr>
-        <w:pStyle w:val="ListBullet"/>
-        <w:spacing w:line="240" w:lineRule="auto"/>
-        <w:ind w:left="720"/>
-      </w:pPr>
-      <w:r>
-        <w:rPr>
-          <w:lang w:val="hi_IN" w:bidi="hi_IN"/>
-        </w:rPr>
-      </w:r>
-      <w:hyperlink r:id="rId70">
-        <w:r>
-          <w:rPr>
-            <w:lang w:val="hi_IN" w:bidi="hi_IN"/>
-          </w:rPr>
-          <w:rPr>
-            <w:color w:val="0000EE"/>
-            <w:u w:val="single"/>
-          </w:rPr>
-          <w:t>यशायाह 37:21–23</w:t>
-        </w:r>
-      </w:hyperlink>
+      <w:r>
+        <w:rPr>
+          <w:lang w:val="hi_IN" w:bidi="hi_IN"/>
+        </w:rPr>
+        <w:t>2 राजा 19:1–2</w:t>
+      </w:r>
+    </w:p>
+    <w:p>
+      <w:pPr>
+        <w:pStyle w:val="ListBullet"/>
+        <w:spacing w:line="240" w:lineRule="auto"/>
+        <w:ind w:left="720"/>
+      </w:pPr>
+      <w:r>
+        <w:rPr>
+          <w:lang w:val="hi_IN" w:bidi="hi_IN"/>
+        </w:rPr>
+      </w:r>
+      <w:r>
+        <w:rPr>
+          <w:lang w:val="hi_IN" w:bidi="hi_IN"/>
+        </w:rPr>
+        <w:t>यशायाह 37:1–2</w:t>
+      </w:r>
+    </w:p>
+    <w:p>
+      <w:pPr>
+        <w:pStyle w:val="ListBullet"/>
+        <w:spacing w:line="240" w:lineRule="auto"/>
+        <w:ind w:left="720"/>
+      </w:pPr>
+      <w:r>
+        <w:rPr>
+          <w:lang w:val="hi_IN" w:bidi="hi_IN"/>
+        </w:rPr>
+      </w:r>
+      <w:r>
+        <w:rPr>
+          <w:lang w:val="hi_IN" w:bidi="hi_IN"/>
+        </w:rPr>
+        <w:t>यशायाह 37:21–23</w:t>
+      </w:r>
     </w:p>
     <w:p>
       <w:pPr>
@@ -5737,90 +5359,66 @@
           <w:lang w:val="hi_IN" w:bidi="hi_IN"/>
         </w:rPr>
       </w:r>
-      <w:hyperlink r:id="rId23">
-        <w:r>
-          <w:rPr>
-            <w:lang w:val="hi_IN" w:bidi="hi_IN"/>
-          </w:rPr>
-          <w:rPr>
-            <w:color w:val="0000EE"/>
-            <w:u w:val="single"/>
-          </w:rPr>
-          <w:t>1 इतिहास 29:28</w:t>
-        </w:r>
-      </w:hyperlink>
-    </w:p>
-    <w:p>
-      <w:pPr>
-        <w:pStyle w:val="ListBullet"/>
-        <w:spacing w:line="240" w:lineRule="auto"/>
-        <w:ind w:left="720"/>
-      </w:pPr>
-      <w:r>
-        <w:rPr>
-          <w:lang w:val="hi_IN" w:bidi="hi_IN"/>
-        </w:rPr>
-      </w:r>
-      <w:hyperlink r:id="rId29">
-        <w:r>
-          <w:rPr>
-            <w:lang w:val="hi_IN" w:bidi="hi_IN"/>
-          </w:rPr>
-          <w:rPr>
-            <w:color w:val="0000EE"/>
-            <w:u w:val="single"/>
-          </w:rPr>
-          <w:t>1 कुरिन्थियों 2:7</w:t>
-        </w:r>
-      </w:hyperlink>
-    </w:p>
-    <w:p>
-      <w:pPr>
-        <w:pStyle w:val="ListBullet"/>
-        <w:spacing w:line="240" w:lineRule="auto"/>
-        <w:ind w:left="720"/>
-      </w:pPr>
-      <w:r>
-        <w:rPr>
-          <w:lang w:val="hi_IN" w:bidi="hi_IN"/>
-        </w:rPr>
-      </w:r>
-      <w:hyperlink r:id="rId71">
-        <w:r>
-          <w:rPr>
-            <w:lang w:val="hi_IN" w:bidi="hi_IN"/>
-          </w:rPr>
-          <w:rPr>
-            <w:color w:val="0000EE"/>
-            <w:u w:val="single"/>
-          </w:rPr>
-          <w:t>इब्रानियों 6:5</w:t>
-        </w:r>
-      </w:hyperlink>
-    </w:p>
-    <w:p>
-      <w:pPr>
-        <w:pStyle w:val="ListBullet"/>
-        <w:spacing w:line="240" w:lineRule="auto"/>
-        <w:ind w:left="720"/>
-      </w:pPr>
-      <w:r>
-        <w:rPr>
-          <w:lang w:val="hi_IN" w:bidi="hi_IN"/>
-        </w:rPr>
-      </w:r>
-      <w:hyperlink r:id="rId72">
-        <w:r>
-          <w:rPr>
-            <w:lang w:val="hi_IN" w:bidi="hi_IN"/>
-          </w:rPr>
-          <w:rPr>
-            <w:color w:val="0000EE"/>
-            <w:u w:val="single"/>
-          </w:rPr>
-          <w:t>अय्यूब 5:26–27</w:t>
-        </w:r>
-      </w:hyperlink>
+      <w:r>
+        <w:rPr>
+          <w:lang w:val="hi_IN" w:bidi="hi_IN"/>
+        </w:rPr>
+        <w:t>1 इतिहास 29:28</w:t>
+      </w:r>
+    </w:p>
+    <w:p>
+      <w:pPr>
+        <w:pStyle w:val="ListBullet"/>
+        <w:spacing w:line="240" w:lineRule="auto"/>
+        <w:ind w:left="720"/>
+      </w:pPr>
+      <w:r>
+        <w:rPr>
+          <w:lang w:val="hi_IN" w:bidi="hi_IN"/>
+        </w:rPr>
+      </w:r>
+      <w:r>
+        <w:rPr>
+          <w:lang w:val="hi_IN" w:bidi="hi_IN"/>
+        </w:rPr>
+        <w:t>1 कुरिन्थियों 2:7</w:t>
+      </w:r>
+    </w:p>
+    <w:p>
+      <w:pPr>
+        <w:pStyle w:val="ListBullet"/>
+        <w:spacing w:line="240" w:lineRule="auto"/>
+        <w:ind w:left="720"/>
+      </w:pPr>
+      <w:r>
+        <w:rPr>
+          <w:lang w:val="hi_IN" w:bidi="hi_IN"/>
+        </w:rPr>
+      </w:r>
+      <w:r>
+        <w:rPr>
+          <w:lang w:val="hi_IN" w:bidi="hi_IN"/>
+        </w:rPr>
+        <w:t>इब्रानियों 6:5</w:t>
+      </w:r>
+    </w:p>
+    <w:p>
+      <w:pPr>
+        <w:pStyle w:val="ListBullet"/>
+        <w:spacing w:line="240" w:lineRule="auto"/>
+        <w:ind w:left="720"/>
+      </w:pPr>
+      <w:r>
+        <w:rPr>
+          <w:lang w:val="hi_IN" w:bidi="hi_IN"/>
+        </w:rPr>
+      </w:r>
+      <w:r>
+        <w:rPr>
+          <w:lang w:val="hi_IN" w:bidi="hi_IN"/>
+        </w:rPr>
+        <w:t>अय्यूब 5:26–27</w:t>
+      </w:r>
     </w:p>
     <w:p>
       <w:pPr>
@@ -6102,210 +5700,156 @@
           <w:lang w:val="hi_IN" w:bidi="hi_IN"/>
         </w:rPr>
       </w:r>
-      <w:hyperlink r:id="rId73">
-        <w:r>
-          <w:rPr>
-            <w:lang w:val="hi_IN" w:bidi="hi_IN"/>
-          </w:rPr>
-          <w:rPr>
-            <w:color w:val="0000EE"/>
-            <w:u w:val="single"/>
-          </w:rPr>
-          <w:t>प्रे.का. 6:9</w:t>
-        </w:r>
-      </w:hyperlink>
-    </w:p>
-    <w:p>
-      <w:pPr>
-        <w:pStyle w:val="ListBullet"/>
-        <w:spacing w:line="240" w:lineRule="auto"/>
-        <w:ind w:left="720"/>
-      </w:pPr>
-      <w:r>
-        <w:rPr>
-          <w:lang w:val="hi_IN" w:bidi="hi_IN"/>
-        </w:rPr>
-      </w:r>
-      <w:hyperlink r:id="rId74">
-        <w:r>
-          <w:rPr>
-            <w:lang w:val="hi_IN" w:bidi="hi_IN"/>
-          </w:rPr>
-          <w:rPr>
-            <w:color w:val="0000EE"/>
-            <w:u w:val="single"/>
-          </w:rPr>
-          <w:t>प्रे.का. 14:1–2</w:t>
-        </w:r>
-      </w:hyperlink>
-    </w:p>
-    <w:p>
-      <w:pPr>
-        <w:pStyle w:val="ListBullet"/>
-        <w:spacing w:line="240" w:lineRule="auto"/>
-        <w:ind w:left="720"/>
-      </w:pPr>
-      <w:r>
-        <w:rPr>
-          <w:lang w:val="hi_IN" w:bidi="hi_IN"/>
-        </w:rPr>
-      </w:r>
-      <w:hyperlink r:id="rId75">
-        <w:r>
-          <w:rPr>
-            <w:lang w:val="hi_IN" w:bidi="hi_IN"/>
-          </w:rPr>
-          <w:rPr>
-            <w:color w:val="0000EE"/>
-            <w:u w:val="single"/>
-          </w:rPr>
-          <w:t>प्रे.का. 15:21</w:t>
-        </w:r>
-      </w:hyperlink>
-    </w:p>
-    <w:p>
-      <w:pPr>
-        <w:pStyle w:val="ListBullet"/>
-        <w:spacing w:line="240" w:lineRule="auto"/>
-        <w:ind w:left="720"/>
-      </w:pPr>
-      <w:r>
-        <w:rPr>
-          <w:lang w:val="hi_IN" w:bidi="hi_IN"/>
-        </w:rPr>
-      </w:r>
-      <w:hyperlink r:id="rId76">
-        <w:r>
-          <w:rPr>
-            <w:lang w:val="hi_IN" w:bidi="hi_IN"/>
-          </w:rPr>
-          <w:rPr>
-            <w:color w:val="0000EE"/>
-            <w:u w:val="single"/>
-          </w:rPr>
-          <w:t>प्रे.का. 24:10–13</w:t>
-        </w:r>
-      </w:hyperlink>
-    </w:p>
-    <w:p>
-      <w:pPr>
-        <w:pStyle w:val="ListBullet"/>
-        <w:spacing w:line="240" w:lineRule="auto"/>
-        <w:ind w:left="720"/>
-      </w:pPr>
-      <w:r>
-        <w:rPr>
-          <w:lang w:val="hi_IN" w:bidi="hi_IN"/>
-        </w:rPr>
-      </w:r>
-      <w:hyperlink r:id="rId77">
-        <w:r>
-          <w:rPr>
-            <w:lang w:val="hi_IN" w:bidi="hi_IN"/>
-          </w:rPr>
-          <w:rPr>
-            <w:color w:val="0000EE"/>
-            <w:u w:val="single"/>
-          </w:rPr>
-          <w:t>यूहन्ना 6:59</w:t>
-        </w:r>
-      </w:hyperlink>
-    </w:p>
-    <w:p>
-      <w:pPr>
-        <w:pStyle w:val="ListBullet"/>
-        <w:spacing w:line="240" w:lineRule="auto"/>
-        <w:ind w:left="720"/>
-      </w:pPr>
-      <w:r>
-        <w:rPr>
-          <w:lang w:val="hi_IN" w:bidi="hi_IN"/>
-        </w:rPr>
-      </w:r>
-      <w:hyperlink r:id="rId78">
-        <w:r>
-          <w:rPr>
-            <w:lang w:val="hi_IN" w:bidi="hi_IN"/>
-          </w:rPr>
-          <w:rPr>
-            <w:color w:val="0000EE"/>
-            <w:u w:val="single"/>
-          </w:rPr>
-          <w:t>लूका 4:14</w:t>
-        </w:r>
-      </w:hyperlink>
-    </w:p>
-    <w:p>
-      <w:pPr>
-        <w:pStyle w:val="ListBullet"/>
-        <w:spacing w:line="240" w:lineRule="auto"/>
-        <w:ind w:left="720"/>
-      </w:pPr>
-      <w:r>
-        <w:rPr>
-          <w:lang w:val="hi_IN" w:bidi="hi_IN"/>
-        </w:rPr>
-      </w:r>
-      <w:hyperlink r:id="rId79">
-        <w:r>
-          <w:rPr>
-            <w:lang w:val="hi_IN" w:bidi="hi_IN"/>
-          </w:rPr>
-          <w:rPr>
-            <w:color w:val="0000EE"/>
-            <w:u w:val="single"/>
-          </w:rPr>
-          <w:t>मत्ती 6:1–2</w:t>
-        </w:r>
-      </w:hyperlink>
-    </w:p>
-    <w:p>
-      <w:pPr>
-        <w:pStyle w:val="ListBullet"/>
-        <w:spacing w:line="240" w:lineRule="auto"/>
-        <w:ind w:left="720"/>
-      </w:pPr>
-      <w:r>
-        <w:rPr>
-          <w:lang w:val="hi_IN" w:bidi="hi_IN"/>
-        </w:rPr>
-      </w:r>
-      <w:hyperlink r:id="rId80">
-        <w:r>
-          <w:rPr>
-            <w:lang w:val="hi_IN" w:bidi="hi_IN"/>
-          </w:rPr>
-          <w:rPr>
-            <w:color w:val="0000EE"/>
-            <w:u w:val="single"/>
-          </w:rPr>
-          <w:t>मत्ती 9:35–36</w:t>
-        </w:r>
-      </w:hyperlink>
-    </w:p>
-    <w:p>
-      <w:pPr>
-        <w:pStyle w:val="ListBullet"/>
-        <w:spacing w:line="240" w:lineRule="auto"/>
-        <w:ind w:left="720"/>
-      </w:pPr>
-      <w:r>
-        <w:rPr>
-          <w:lang w:val="hi_IN" w:bidi="hi_IN"/>
-        </w:rPr>
-      </w:r>
-      <w:hyperlink r:id="rId81">
-        <w:r>
-          <w:rPr>
-            <w:lang w:val="hi_IN" w:bidi="hi_IN"/>
-          </w:rPr>
-          <w:rPr>
-            <w:color w:val="0000EE"/>
-            <w:u w:val="single"/>
-          </w:rPr>
-          <w:t>मत्ती 13:54</w:t>
-        </w:r>
-      </w:hyperlink>
+      <w:r>
+        <w:rPr>
+          <w:lang w:val="hi_IN" w:bidi="hi_IN"/>
+        </w:rPr>
+        <w:t>प्रे.का. 6:9</w:t>
+      </w:r>
+    </w:p>
+    <w:p>
+      <w:pPr>
+        <w:pStyle w:val="ListBullet"/>
+        <w:spacing w:line="240" w:lineRule="auto"/>
+        <w:ind w:left="720"/>
+      </w:pPr>
+      <w:r>
+        <w:rPr>
+          <w:lang w:val="hi_IN" w:bidi="hi_IN"/>
+        </w:rPr>
+      </w:r>
+      <w:r>
+        <w:rPr>
+          <w:lang w:val="hi_IN" w:bidi="hi_IN"/>
+        </w:rPr>
+        <w:t>प्रे.का. 14:1–2</w:t>
+      </w:r>
+    </w:p>
+    <w:p>
+      <w:pPr>
+        <w:pStyle w:val="ListBullet"/>
+        <w:spacing w:line="240" w:lineRule="auto"/>
+        <w:ind w:left="720"/>
+      </w:pPr>
+      <w:r>
+        <w:rPr>
+          <w:lang w:val="hi_IN" w:bidi="hi_IN"/>
+        </w:rPr>
+      </w:r>
+      <w:r>
+        <w:rPr>
+          <w:lang w:val="hi_IN" w:bidi="hi_IN"/>
+        </w:rPr>
+        <w:t>प्रे.का. 15:21</w:t>
+      </w:r>
+    </w:p>
+    <w:p>
+      <w:pPr>
+        <w:pStyle w:val="ListBullet"/>
+        <w:spacing w:line="240" w:lineRule="auto"/>
+        <w:ind w:left="720"/>
+      </w:pPr>
+      <w:r>
+        <w:rPr>
+          <w:lang w:val="hi_IN" w:bidi="hi_IN"/>
+        </w:rPr>
+      </w:r>
+      <w:r>
+        <w:rPr>
+          <w:lang w:val="hi_IN" w:bidi="hi_IN"/>
+        </w:rPr>
+        <w:t>प्रे.का. 24:10–13</w:t>
+      </w:r>
+    </w:p>
+    <w:p>
+      <w:pPr>
+        <w:pStyle w:val="ListBullet"/>
+        <w:spacing w:line="240" w:lineRule="auto"/>
+        <w:ind w:left="720"/>
+      </w:pPr>
+      <w:r>
+        <w:rPr>
+          <w:lang w:val="hi_IN" w:bidi="hi_IN"/>
+        </w:rPr>
+      </w:r>
+      <w:r>
+        <w:rPr>
+          <w:lang w:val="hi_IN" w:bidi="hi_IN"/>
+        </w:rPr>
+        <w:t>यूहन्ना 6:59</w:t>
+      </w:r>
+    </w:p>
+    <w:p>
+      <w:pPr>
+        <w:pStyle w:val="ListBullet"/>
+        <w:spacing w:line="240" w:lineRule="auto"/>
+        <w:ind w:left="720"/>
+      </w:pPr>
+      <w:r>
+        <w:rPr>
+          <w:lang w:val="hi_IN" w:bidi="hi_IN"/>
+        </w:rPr>
+      </w:r>
+      <w:r>
+        <w:rPr>
+          <w:lang w:val="hi_IN" w:bidi="hi_IN"/>
+        </w:rPr>
+        <w:t>लूका 4:14</w:t>
+      </w:r>
+    </w:p>
+    <w:p>
+      <w:pPr>
+        <w:pStyle w:val="ListBullet"/>
+        <w:spacing w:line="240" w:lineRule="auto"/>
+        <w:ind w:left="720"/>
+      </w:pPr>
+      <w:r>
+        <w:rPr>
+          <w:lang w:val="hi_IN" w:bidi="hi_IN"/>
+        </w:rPr>
+      </w:r>
+      <w:r>
+        <w:rPr>
+          <w:lang w:val="hi_IN" w:bidi="hi_IN"/>
+        </w:rPr>
+        <w:t>मत्ती 6:1–2</w:t>
+      </w:r>
+    </w:p>
+    <w:p>
+      <w:pPr>
+        <w:pStyle w:val="ListBullet"/>
+        <w:spacing w:line="240" w:lineRule="auto"/>
+        <w:ind w:left="720"/>
+      </w:pPr>
+      <w:r>
+        <w:rPr>
+          <w:lang w:val="hi_IN" w:bidi="hi_IN"/>
+        </w:rPr>
+      </w:r>
+      <w:r>
+        <w:rPr>
+          <w:lang w:val="hi_IN" w:bidi="hi_IN"/>
+        </w:rPr>
+        <w:t>मत्ती 9:35–36</w:t>
+      </w:r>
+    </w:p>
+    <w:p>
+      <w:pPr>
+        <w:pStyle w:val="ListBullet"/>
+        <w:spacing w:line="240" w:lineRule="auto"/>
+        <w:ind w:left="720"/>
+      </w:pPr>
+      <w:r>
+        <w:rPr>
+          <w:lang w:val="hi_IN" w:bidi="hi_IN"/>
+        </w:rPr>
+      </w:r>
+      <w:r>
+        <w:rPr>
+          <w:lang w:val="hi_IN" w:bidi="hi_IN"/>
+        </w:rPr>
+        <w:t>मत्ती 13:54</w:t>
+      </w:r>
     </w:p>
     <w:p>
       <w:pPr>
@@ -6676,162 +6220,120 @@
           <w:lang w:val="hi_IN" w:bidi="hi_IN"/>
         </w:rPr>
       </w:r>
-      <w:hyperlink r:id="rId23">
-        <w:r>
-          <w:rPr>
-            <w:lang w:val="hi_IN" w:bidi="hi_IN"/>
-          </w:rPr>
-          <w:rPr>
-            <w:color w:val="0000EE"/>
-            <w:u w:val="single"/>
-          </w:rPr>
-          <w:t>1 इतिहास 29:14–15</w:t>
-        </w:r>
-      </w:hyperlink>
-    </w:p>
-    <w:p>
-      <w:pPr>
-        <w:pStyle w:val="ListBullet"/>
-        <w:spacing w:line="240" w:lineRule="auto"/>
-        <w:ind w:left="720"/>
-      </w:pPr>
-      <w:r>
-        <w:rPr>
-          <w:lang w:val="hi_IN" w:bidi="hi_IN"/>
-        </w:rPr>
-      </w:r>
-      <w:hyperlink r:id="rId20">
-        <w:r>
-          <w:rPr>
-            <w:lang w:val="hi_IN" w:bidi="hi_IN"/>
-          </w:rPr>
-          <w:rPr>
-            <w:color w:val="0000EE"/>
-            <w:u w:val="single"/>
-          </w:rPr>
-          <w:t>1 थिस्सलुनीकियों 2:19</w:t>
-        </w:r>
-      </w:hyperlink>
-    </w:p>
-    <w:p>
-      <w:pPr>
-        <w:pStyle w:val="ListBullet"/>
-        <w:spacing w:line="240" w:lineRule="auto"/>
-        <w:ind w:left="720"/>
-      </w:pPr>
-      <w:r>
-        <w:rPr>
-          <w:lang w:val="hi_IN" w:bidi="hi_IN"/>
-        </w:rPr>
-      </w:r>
-      <w:hyperlink r:id="rId82">
-        <w:r>
-          <w:rPr>
-            <w:lang w:val="hi_IN" w:bidi="hi_IN"/>
-          </w:rPr>
-          <w:rPr>
-            <w:color w:val="0000EE"/>
-            <w:u w:val="single"/>
-          </w:rPr>
-          <w:t>प्रे.का. 24:14–16</w:t>
-        </w:r>
-      </w:hyperlink>
-    </w:p>
-    <w:p>
-      <w:pPr>
-        <w:pStyle w:val="ListBullet"/>
-        <w:spacing w:line="240" w:lineRule="auto"/>
-        <w:ind w:left="720"/>
-      </w:pPr>
-      <w:r>
-        <w:rPr>
-          <w:lang w:val="hi_IN" w:bidi="hi_IN"/>
-        </w:rPr>
-      </w:r>
-      <w:hyperlink r:id="rId83">
-        <w:r>
-          <w:rPr>
-            <w:lang w:val="hi_IN" w:bidi="hi_IN"/>
-          </w:rPr>
-          <w:rPr>
-            <w:color w:val="0000EE"/>
-            <w:u w:val="single"/>
-          </w:rPr>
-          <w:t>प्रे.का. 26:6</w:t>
-        </w:r>
-      </w:hyperlink>
-    </w:p>
-    <w:p>
-      <w:pPr>
-        <w:pStyle w:val="ListBullet"/>
-        <w:spacing w:line="240" w:lineRule="auto"/>
-        <w:ind w:left="720"/>
-      </w:pPr>
-      <w:r>
-        <w:rPr>
-          <w:lang w:val="hi_IN" w:bidi="hi_IN"/>
-        </w:rPr>
-      </w:r>
-      <w:hyperlink r:id="rId84">
-        <w:r>
-          <w:rPr>
-            <w:lang w:val="hi_IN" w:bidi="hi_IN"/>
-          </w:rPr>
-          <w:rPr>
-            <w:color w:val="0000EE"/>
-            <w:u w:val="single"/>
-          </w:rPr>
-          <w:t>प्रे.का. 27:20</w:t>
-        </w:r>
-      </w:hyperlink>
-    </w:p>
-    <w:p>
-      <w:pPr>
-        <w:pStyle w:val="ListBullet"/>
-        <w:spacing w:line="240" w:lineRule="auto"/>
-        <w:ind w:left="720"/>
-      </w:pPr>
-      <w:r>
-        <w:rPr>
-          <w:lang w:val="hi_IN" w:bidi="hi_IN"/>
-        </w:rPr>
-      </w:r>
-      <w:hyperlink r:id="rId85">
-        <w:r>
-          <w:rPr>
-            <w:lang w:val="hi_IN" w:bidi="hi_IN"/>
-          </w:rPr>
-          <w:rPr>
-            <w:color w:val="0000EE"/>
-            <w:u w:val="single"/>
-          </w:rPr>
-          <w:t>कुलुस्सियों 1:5</w:t>
-        </w:r>
-      </w:hyperlink>
-    </w:p>
-    <w:p>
-      <w:pPr>
-        <w:pStyle w:val="ListBullet"/>
-        <w:spacing w:line="240" w:lineRule="auto"/>
-        <w:ind w:left="720"/>
-      </w:pPr>
-      <w:r>
-        <w:rPr>
-          <w:lang w:val="hi_IN" w:bidi="hi_IN"/>
-        </w:rPr>
-      </w:r>
-      <w:hyperlink r:id="rId86">
-        <w:r>
-          <w:rPr>
-            <w:lang w:val="hi_IN" w:bidi="hi_IN"/>
-          </w:rPr>
-          <w:rPr>
-            <w:color w:val="0000EE"/>
-            <w:u w:val="single"/>
-          </w:rPr>
-          <w:t>अय्यूब 11:20</w:t>
-        </w:r>
-      </w:hyperlink>
+      <w:r>
+        <w:rPr>
+          <w:lang w:val="hi_IN" w:bidi="hi_IN"/>
+        </w:rPr>
+        <w:t>1 इतिहास 29:14–15</w:t>
+      </w:r>
+    </w:p>
+    <w:p>
+      <w:pPr>
+        <w:pStyle w:val="ListBullet"/>
+        <w:spacing w:line="240" w:lineRule="auto"/>
+        <w:ind w:left="720"/>
+      </w:pPr>
+      <w:r>
+        <w:rPr>
+          <w:lang w:val="hi_IN" w:bidi="hi_IN"/>
+        </w:rPr>
+      </w:r>
+      <w:r>
+        <w:rPr>
+          <w:lang w:val="hi_IN" w:bidi="hi_IN"/>
+        </w:rPr>
+        <w:t>1 थिस्सलुनीकियों 2:19</w:t>
+      </w:r>
+    </w:p>
+    <w:p>
+      <w:pPr>
+        <w:pStyle w:val="ListBullet"/>
+        <w:spacing w:line="240" w:lineRule="auto"/>
+        <w:ind w:left="720"/>
+      </w:pPr>
+      <w:r>
+        <w:rPr>
+          <w:lang w:val="hi_IN" w:bidi="hi_IN"/>
+        </w:rPr>
+      </w:r>
+      <w:r>
+        <w:rPr>
+          <w:lang w:val="hi_IN" w:bidi="hi_IN"/>
+        </w:rPr>
+        <w:t>प्रे.का. 24:14–16</w:t>
+      </w:r>
+    </w:p>
+    <w:p>
+      <w:pPr>
+        <w:pStyle w:val="ListBullet"/>
+        <w:spacing w:line="240" w:lineRule="auto"/>
+        <w:ind w:left="720"/>
+      </w:pPr>
+      <w:r>
+        <w:rPr>
+          <w:lang w:val="hi_IN" w:bidi="hi_IN"/>
+        </w:rPr>
+      </w:r>
+      <w:r>
+        <w:rPr>
+          <w:lang w:val="hi_IN" w:bidi="hi_IN"/>
+        </w:rPr>
+        <w:t>प्रे.का. 26:6</w:t>
+      </w:r>
+    </w:p>
+    <w:p>
+      <w:pPr>
+        <w:pStyle w:val="ListBullet"/>
+        <w:spacing w:line="240" w:lineRule="auto"/>
+        <w:ind w:left="720"/>
+      </w:pPr>
+      <w:r>
+        <w:rPr>
+          <w:lang w:val="hi_IN" w:bidi="hi_IN"/>
+        </w:rPr>
+      </w:r>
+      <w:r>
+        <w:rPr>
+          <w:lang w:val="hi_IN" w:bidi="hi_IN"/>
+        </w:rPr>
+        <w:t>प्रे.का. 27:20</w:t>
+      </w:r>
+    </w:p>
+    <w:p>
+      <w:pPr>
+        <w:pStyle w:val="ListBullet"/>
+        <w:spacing w:line="240" w:lineRule="auto"/>
+        <w:ind w:left="720"/>
+      </w:pPr>
+      <w:r>
+        <w:rPr>
+          <w:lang w:val="hi_IN" w:bidi="hi_IN"/>
+        </w:rPr>
+      </w:r>
+      <w:r>
+        <w:rPr>
+          <w:lang w:val="hi_IN" w:bidi="hi_IN"/>
+        </w:rPr>
+        <w:t>कुलुस्सियों 1:5</w:t>
+      </w:r>
+    </w:p>
+    <w:p>
+      <w:pPr>
+        <w:pStyle w:val="ListBullet"/>
+        <w:spacing w:line="240" w:lineRule="auto"/>
+        <w:ind w:left="720"/>
+      </w:pPr>
+      <w:r>
+        <w:rPr>
+          <w:lang w:val="hi_IN" w:bidi="hi_IN"/>
+        </w:rPr>
+      </w:r>
+      <w:r>
+        <w:rPr>
+          <w:lang w:val="hi_IN" w:bidi="hi_IN"/>
+        </w:rPr>
+        <w:t>अय्यूब 11:20</w:t>
+      </w:r>
     </w:p>
     <w:p>
       <w:pPr>
@@ -7160,234 +6662,174 @@
           <w:lang w:val="hi_IN" w:bidi="hi_IN"/>
         </w:rPr>
       </w:r>
-      <w:hyperlink r:id="rId29">
-        <w:r>
-          <w:rPr>
-            <w:lang w:val="hi_IN" w:bidi="hi_IN"/>
-          </w:rPr>
-          <w:rPr>
-            <w:color w:val="0000EE"/>
-            <w:u w:val="single"/>
-          </w:rPr>
-          <w:t>1 कुरिन्थियों 10:16</w:t>
-        </w:r>
-      </w:hyperlink>
-    </w:p>
-    <w:p>
-      <w:pPr>
-        <w:pStyle w:val="ListBullet"/>
-        <w:spacing w:line="240" w:lineRule="auto"/>
-        <w:ind w:left="720"/>
-      </w:pPr>
-      <w:r>
-        <w:rPr>
-          <w:lang w:val="hi_IN" w:bidi="hi_IN"/>
-        </w:rPr>
-      </w:r>
-      <w:hyperlink r:id="rId87">
-        <w:r>
-          <w:rPr>
-            <w:lang w:val="hi_IN" w:bidi="hi_IN"/>
-          </w:rPr>
-          <w:rPr>
-            <w:color w:val="0000EE"/>
-            <w:u w:val="single"/>
-          </w:rPr>
-          <w:t>प्रे.का. 13:34</w:t>
-        </w:r>
-      </w:hyperlink>
-    </w:p>
-    <w:p>
-      <w:pPr>
-        <w:pStyle w:val="ListBullet"/>
-        <w:spacing w:line="240" w:lineRule="auto"/>
-        <w:ind w:left="720"/>
-      </w:pPr>
-      <w:r>
-        <w:rPr>
-          <w:lang w:val="hi_IN" w:bidi="hi_IN"/>
-        </w:rPr>
-      </w:r>
-      <w:hyperlink r:id="rId88">
-        <w:r>
-          <w:rPr>
-            <w:lang w:val="hi_IN" w:bidi="hi_IN"/>
-          </w:rPr>
-          <w:rPr>
-            <w:color w:val="0000EE"/>
-            <w:u w:val="single"/>
-          </w:rPr>
-          <w:t>इफिसियों 1:3</w:t>
-        </w:r>
-      </w:hyperlink>
-    </w:p>
-    <w:p>
-      <w:pPr>
-        <w:pStyle w:val="ListBullet"/>
-        <w:spacing w:line="240" w:lineRule="auto"/>
-        <w:ind w:left="720"/>
-      </w:pPr>
-      <w:r>
-        <w:rPr>
-          <w:lang w:val="hi_IN" w:bidi="hi_IN"/>
-        </w:rPr>
-      </w:r>
-      <w:hyperlink r:id="rId89">
-        <w:r>
-          <w:rPr>
-            <w:lang w:val="hi_IN" w:bidi="hi_IN"/>
-          </w:rPr>
-          <w:rPr>
-            <w:color w:val="0000EE"/>
-            <w:u w:val="single"/>
-          </w:rPr>
-          <w:t>उत्पत्ति 14:20</w:t>
-        </w:r>
-      </w:hyperlink>
-    </w:p>
-    <w:p>
-      <w:pPr>
-        <w:pStyle w:val="ListBullet"/>
-        <w:spacing w:line="240" w:lineRule="auto"/>
-        <w:ind w:left="720"/>
-      </w:pPr>
-      <w:r>
-        <w:rPr>
-          <w:lang w:val="hi_IN" w:bidi="hi_IN"/>
-        </w:rPr>
-      </w:r>
-      <w:hyperlink r:id="rId90">
-        <w:r>
-          <w:rPr>
-            <w:lang w:val="hi_IN" w:bidi="hi_IN"/>
-          </w:rPr>
-          <w:rPr>
-            <w:color w:val="0000EE"/>
-            <w:u w:val="single"/>
-          </w:rPr>
-          <w:t>यशायाह 44: 3</w:t>
-        </w:r>
-      </w:hyperlink>
-    </w:p>
-    <w:p>
-      <w:pPr>
-        <w:pStyle w:val="ListBullet"/>
-        <w:spacing w:line="240" w:lineRule="auto"/>
-        <w:ind w:left="720"/>
-      </w:pPr>
-      <w:r>
-        <w:rPr>
-          <w:lang w:val="hi_IN" w:bidi="hi_IN"/>
-        </w:rPr>
-      </w:r>
-      <w:hyperlink r:id="rId91">
-        <w:r>
-          <w:rPr>
-            <w:lang w:val="hi_IN" w:bidi="hi_IN"/>
-          </w:rPr>
-          <w:rPr>
-            <w:color w:val="0000EE"/>
-            <w:u w:val="single"/>
-          </w:rPr>
-          <w:t>याकूब 1:25</w:t>
-        </w:r>
-      </w:hyperlink>
-    </w:p>
-    <w:p>
-      <w:pPr>
-        <w:pStyle w:val="ListBullet"/>
-        <w:spacing w:line="240" w:lineRule="auto"/>
-        <w:ind w:left="720"/>
-      </w:pPr>
-      <w:r>
-        <w:rPr>
-          <w:lang w:val="hi_IN" w:bidi="hi_IN"/>
-        </w:rPr>
-      </w:r>
-      <w:hyperlink r:id="rId92">
-        <w:r>
-          <w:rPr>
-            <w:lang w:val="hi_IN" w:bidi="hi_IN"/>
-          </w:rPr>
-          <w:rPr>
-            <w:color w:val="0000EE"/>
-            <w:u w:val="single"/>
-          </w:rPr>
-          <w:t>लूका 6:20</w:t>
-        </w:r>
-      </w:hyperlink>
-    </w:p>
-    <w:p>
-      <w:pPr>
-        <w:pStyle w:val="ListBullet"/>
-        <w:spacing w:line="240" w:lineRule="auto"/>
-        <w:ind w:left="720"/>
-      </w:pPr>
-      <w:r>
-        <w:rPr>
-          <w:lang w:val="hi_IN" w:bidi="hi_IN"/>
-        </w:rPr>
-      </w:r>
-      <w:hyperlink r:id="rId93">
-        <w:r>
-          <w:rPr>
-            <w:lang w:val="hi_IN" w:bidi="hi_IN"/>
-          </w:rPr>
-          <w:rPr>
-            <w:color w:val="0000EE"/>
-            <w:u w:val="single"/>
-          </w:rPr>
-          <w:t>मत्ती. 26:26</w:t>
-        </w:r>
-      </w:hyperlink>
-    </w:p>
-    <w:p>
-      <w:pPr>
-        <w:pStyle w:val="ListBullet"/>
-        <w:spacing w:line="240" w:lineRule="auto"/>
-        <w:ind w:left="720"/>
-      </w:pPr>
-      <w:r>
-        <w:rPr>
-          <w:lang w:val="hi_IN" w:bidi="hi_IN"/>
-        </w:rPr>
-      </w:r>
-      <w:hyperlink r:id="rId94">
-        <w:r>
-          <w:rPr>
-            <w:lang w:val="hi_IN" w:bidi="hi_IN"/>
-          </w:rPr>
-          <w:rPr>
-            <w:color w:val="0000EE"/>
-            <w:u w:val="single"/>
-          </w:rPr>
-          <w:t>नहेम्याह 9:5</w:t>
-        </w:r>
-      </w:hyperlink>
-    </w:p>
-    <w:p>
-      <w:pPr>
-        <w:pStyle w:val="ListBullet"/>
-        <w:spacing w:line="240" w:lineRule="auto"/>
-        <w:ind w:left="720"/>
-      </w:pPr>
-      <w:r>
-        <w:rPr>
-          <w:lang w:val="hi_IN" w:bidi="hi_IN"/>
-        </w:rPr>
-      </w:r>
-      <w:hyperlink r:id="rId95">
-        <w:r>
-          <w:rPr>
-            <w:lang w:val="hi_IN" w:bidi="hi_IN"/>
-          </w:rPr>
-          <w:rPr>
-            <w:color w:val="0000EE"/>
-            <w:u w:val="single"/>
-          </w:rPr>
-          <w:t>रोमियो 4:9</w:t>
-        </w:r>
-      </w:hyperlink>
+      <w:r>
+        <w:rPr>
+          <w:lang w:val="hi_IN" w:bidi="hi_IN"/>
+        </w:rPr>
+        <w:t>1 कुरिन्थियों 10:16</w:t>
+      </w:r>
+    </w:p>
+    <w:p>
+      <w:pPr>
+        <w:pStyle w:val="ListBullet"/>
+        <w:spacing w:line="240" w:lineRule="auto"/>
+        <w:ind w:left="720"/>
+      </w:pPr>
+      <w:r>
+        <w:rPr>
+          <w:lang w:val="hi_IN" w:bidi="hi_IN"/>
+        </w:rPr>
+      </w:r>
+      <w:r>
+        <w:rPr>
+          <w:lang w:val="hi_IN" w:bidi="hi_IN"/>
+        </w:rPr>
+        <w:t>प्रे.का. 13:34</w:t>
+      </w:r>
+    </w:p>
+    <w:p>
+      <w:pPr>
+        <w:pStyle w:val="ListBullet"/>
+        <w:spacing w:line="240" w:lineRule="auto"/>
+        <w:ind w:left="720"/>
+      </w:pPr>
+      <w:r>
+        <w:rPr>
+          <w:lang w:val="hi_IN" w:bidi="hi_IN"/>
+        </w:rPr>
+      </w:r>
+      <w:r>
+        <w:rPr>
+          <w:lang w:val="hi_IN" w:bidi="hi_IN"/>
+        </w:rPr>
+        <w:t>इफिसियों 1:3</w:t>
+      </w:r>
+    </w:p>
+    <w:p>
+      <w:pPr>
+        <w:pStyle w:val="ListBullet"/>
+        <w:spacing w:line="240" w:lineRule="auto"/>
+        <w:ind w:left="720"/>
+      </w:pPr>
+      <w:r>
+        <w:rPr>
+          <w:lang w:val="hi_IN" w:bidi="hi_IN"/>
+        </w:rPr>
+      </w:r>
+      <w:r>
+        <w:rPr>
+          <w:lang w:val="hi_IN" w:bidi="hi_IN"/>
+        </w:rPr>
+        <w:t>उत्पत्ति 14:20</w:t>
+      </w:r>
+    </w:p>
+    <w:p>
+      <w:pPr>
+        <w:pStyle w:val="ListBullet"/>
+        <w:spacing w:line="240" w:lineRule="auto"/>
+        <w:ind w:left="720"/>
+      </w:pPr>
+      <w:r>
+        <w:rPr>
+          <w:lang w:val="hi_IN" w:bidi="hi_IN"/>
+        </w:rPr>
+      </w:r>
+      <w:r>
+        <w:rPr>
+          <w:lang w:val="hi_IN" w:bidi="hi_IN"/>
+        </w:rPr>
+        <w:t>यशायाह 44: 3</w:t>
+      </w:r>
+    </w:p>
+    <w:p>
+      <w:pPr>
+        <w:pStyle w:val="ListBullet"/>
+        <w:spacing w:line="240" w:lineRule="auto"/>
+        <w:ind w:left="720"/>
+      </w:pPr>
+      <w:r>
+        <w:rPr>
+          <w:lang w:val="hi_IN" w:bidi="hi_IN"/>
+        </w:rPr>
+      </w:r>
+      <w:r>
+        <w:rPr>
+          <w:lang w:val="hi_IN" w:bidi="hi_IN"/>
+        </w:rPr>
+        <w:t>याकूब 1:25</w:t>
+      </w:r>
+    </w:p>
+    <w:p>
+      <w:pPr>
+        <w:pStyle w:val="ListBullet"/>
+        <w:spacing w:line="240" w:lineRule="auto"/>
+        <w:ind w:left="720"/>
+      </w:pPr>
+      <w:r>
+        <w:rPr>
+          <w:lang w:val="hi_IN" w:bidi="hi_IN"/>
+        </w:rPr>
+      </w:r>
+      <w:r>
+        <w:rPr>
+          <w:lang w:val="hi_IN" w:bidi="hi_IN"/>
+        </w:rPr>
+        <w:t>लूका 6:20</w:t>
+      </w:r>
+    </w:p>
+    <w:p>
+      <w:pPr>
+        <w:pStyle w:val="ListBullet"/>
+        <w:spacing w:line="240" w:lineRule="auto"/>
+        <w:ind w:left="720"/>
+      </w:pPr>
+      <w:r>
+        <w:rPr>
+          <w:lang w:val="hi_IN" w:bidi="hi_IN"/>
+        </w:rPr>
+      </w:r>
+      <w:r>
+        <w:rPr>
+          <w:lang w:val="hi_IN" w:bidi="hi_IN"/>
+        </w:rPr>
+        <w:t>मत्ती. 26:26</w:t>
+      </w:r>
+    </w:p>
+    <w:p>
+      <w:pPr>
+        <w:pStyle w:val="ListBullet"/>
+        <w:spacing w:line="240" w:lineRule="auto"/>
+        <w:ind w:left="720"/>
+      </w:pPr>
+      <w:r>
+        <w:rPr>
+          <w:lang w:val="hi_IN" w:bidi="hi_IN"/>
+        </w:rPr>
+      </w:r>
+      <w:r>
+        <w:rPr>
+          <w:lang w:val="hi_IN" w:bidi="hi_IN"/>
+        </w:rPr>
+        <w:t>नहेम्याह 9:5</w:t>
+      </w:r>
+    </w:p>
+    <w:p>
+      <w:pPr>
+        <w:pStyle w:val="ListBullet"/>
+        <w:spacing w:line="240" w:lineRule="auto"/>
+        <w:ind w:left="720"/>
+      </w:pPr>
+      <w:r>
+        <w:rPr>
+          <w:lang w:val="hi_IN" w:bidi="hi_IN"/>
+        </w:rPr>
+      </w:r>
+      <w:r>
+        <w:rPr>
+          <w:lang w:val="hi_IN" w:bidi="hi_IN"/>
+        </w:rPr>
+        <w:t>रोमियो 4:9</w:t>
+      </w:r>
     </w:p>
     <w:p>
       <w:pPr>
@@ -7862,114 +7304,84 @@
           <w:lang w:val="hi_IN" w:bidi="hi_IN"/>
         </w:rPr>
       </w:r>
-      <w:hyperlink r:id="rId23">
-        <w:r>
-          <w:rPr>
-            <w:lang w:val="hi_IN" w:bidi="hi_IN"/>
-          </w:rPr>
-          <w:rPr>
-            <w:color w:val="0000EE"/>
-            <w:u w:val="single"/>
-          </w:rPr>
-          <w:t>1 इतिहास 2:1–2</w:t>
-        </w:r>
-      </w:hyperlink>
-    </w:p>
-    <w:p>
-      <w:pPr>
-        <w:pStyle w:val="ListBullet"/>
-        <w:spacing w:line="240" w:lineRule="auto"/>
-        <w:ind w:left="720"/>
-      </w:pPr>
-      <w:r>
-        <w:rPr>
-          <w:lang w:val="hi_IN" w:bidi="hi_IN"/>
-        </w:rPr>
-      </w:r>
-      <w:hyperlink r:id="rId24">
-        <w:r>
-          <w:rPr>
-            <w:lang w:val="hi_IN" w:bidi="hi_IN"/>
-          </w:rPr>
-          <w:rPr>
-            <w:color w:val="0000EE"/>
-            <w:u w:val="single"/>
-          </w:rPr>
-          <w:t>1 राजा 4:16</w:t>
-        </w:r>
-      </w:hyperlink>
-    </w:p>
-    <w:p>
-      <w:pPr>
-        <w:pStyle w:val="ListBullet"/>
-        <w:spacing w:line="240" w:lineRule="auto"/>
-        <w:ind w:left="720"/>
-      </w:pPr>
-      <w:r>
-        <w:rPr>
-          <w:lang w:val="hi_IN" w:bidi="hi_IN"/>
-        </w:rPr>
-      </w:r>
-      <w:hyperlink r:id="rId96">
-        <w:r>
-          <w:rPr>
-            <w:lang w:val="hi_IN" w:bidi="hi_IN"/>
-          </w:rPr>
-          <w:rPr>
-            <w:color w:val="0000EE"/>
-            <w:u w:val="single"/>
-          </w:rPr>
-          <w:t>यहेजकेल 48:1–3</w:t>
-        </w:r>
-      </w:hyperlink>
-    </w:p>
-    <w:p>
-      <w:pPr>
-        <w:pStyle w:val="ListBullet"/>
-        <w:spacing w:line="240" w:lineRule="auto"/>
-        <w:ind w:left="720"/>
-      </w:pPr>
-      <w:r>
-        <w:rPr>
-          <w:lang w:val="hi_IN" w:bidi="hi_IN"/>
-        </w:rPr>
-      </w:r>
-      <w:hyperlink r:id="rId97">
-        <w:r>
-          <w:rPr>
-            <w:lang w:val="hi_IN" w:bidi="hi_IN"/>
-          </w:rPr>
-          <w:rPr>
-            <w:color w:val="0000EE"/>
-            <w:u w:val="single"/>
-          </w:rPr>
-          <w:t>उत्पत्ति 30:13</w:t>
-        </w:r>
-      </w:hyperlink>
-    </w:p>
-    <w:p>
-      <w:pPr>
-        <w:pStyle w:val="ListBullet"/>
-        <w:spacing w:line="240" w:lineRule="auto"/>
-        <w:ind w:left="720"/>
-      </w:pPr>
-      <w:r>
-        <w:rPr>
-          <w:lang w:val="hi_IN" w:bidi="hi_IN"/>
-        </w:rPr>
-      </w:r>
-      <w:hyperlink r:id="rId98">
-        <w:r>
-          <w:rPr>
-            <w:lang w:val="hi_IN" w:bidi="hi_IN"/>
-          </w:rPr>
-          <w:rPr>
-            <w:color w:val="0000EE"/>
-            <w:u w:val="single"/>
-          </w:rPr>
-          <w:t>लूका 2:36–38</w:t>
-        </w:r>
-      </w:hyperlink>
+      <w:r>
+        <w:rPr>
+          <w:lang w:val="hi_IN" w:bidi="hi_IN"/>
+        </w:rPr>
+        <w:t>1 इतिहास 2:1–2</w:t>
+      </w:r>
+    </w:p>
+    <w:p>
+      <w:pPr>
+        <w:pStyle w:val="ListBullet"/>
+        <w:spacing w:line="240" w:lineRule="auto"/>
+        <w:ind w:left="720"/>
+      </w:pPr>
+      <w:r>
+        <w:rPr>
+          <w:lang w:val="hi_IN" w:bidi="hi_IN"/>
+        </w:rPr>
+      </w:r>
+      <w:r>
+        <w:rPr>
+          <w:lang w:val="hi_IN" w:bidi="hi_IN"/>
+        </w:rPr>
+        <w:t>1 राजा 4:16</w:t>
+      </w:r>
+    </w:p>
+    <w:p>
+      <w:pPr>
+        <w:pStyle w:val="ListBullet"/>
+        <w:spacing w:line="240" w:lineRule="auto"/>
+        <w:ind w:left="720"/>
+      </w:pPr>
+      <w:r>
+        <w:rPr>
+          <w:lang w:val="hi_IN" w:bidi="hi_IN"/>
+        </w:rPr>
+      </w:r>
+      <w:r>
+        <w:rPr>
+          <w:lang w:val="hi_IN" w:bidi="hi_IN"/>
+        </w:rPr>
+        <w:t>यहेजकेल 48:1–3</w:t>
+      </w:r>
+    </w:p>
+    <w:p>
+      <w:pPr>
+        <w:pStyle w:val="ListBullet"/>
+        <w:spacing w:line="240" w:lineRule="auto"/>
+        <w:ind w:left="720"/>
+      </w:pPr>
+      <w:r>
+        <w:rPr>
+          <w:lang w:val="hi_IN" w:bidi="hi_IN"/>
+        </w:rPr>
+      </w:r>
+      <w:r>
+        <w:rPr>
+          <w:lang w:val="hi_IN" w:bidi="hi_IN"/>
+        </w:rPr>
+        <w:t>उत्पत्ति 30:13</w:t>
+      </w:r>
+    </w:p>
+    <w:p>
+      <w:pPr>
+        <w:pStyle w:val="ListBullet"/>
+        <w:spacing w:line="240" w:lineRule="auto"/>
+        <w:ind w:left="720"/>
+      </w:pPr>
+      <w:r>
+        <w:rPr>
+          <w:lang w:val="hi_IN" w:bidi="hi_IN"/>
+        </w:rPr>
+      </w:r>
+      <w:r>
+        <w:rPr>
+          <w:lang w:val="hi_IN" w:bidi="hi_IN"/>
+        </w:rPr>
+        <w:t>लूका 2:36–38</w:t>
+      </w:r>
     </w:p>
     <w:p>
       <w:pPr>
@@ -8149,114 +7561,84 @@
           <w:lang w:val="hi_IN" w:bidi="hi_IN"/>
         </w:rPr>
       </w:r>
-      <w:hyperlink r:id="rId23">
-        <w:r>
-          <w:rPr>
-            <w:lang w:val="hi_IN" w:bidi="hi_IN"/>
-          </w:rPr>
-          <w:rPr>
-            <w:color w:val="0000EE"/>
-            <w:u w:val="single"/>
-          </w:rPr>
-          <w:t>1 इतिहास 09:14–16</w:t>
-        </w:r>
-      </w:hyperlink>
-    </w:p>
-    <w:p>
-      <w:pPr>
-        <w:pStyle w:val="ListBullet"/>
-        <w:spacing w:line="240" w:lineRule="auto"/>
-        <w:ind w:left="720"/>
-      </w:pPr>
-      <w:r>
-        <w:rPr>
-          <w:lang w:val="hi_IN" w:bidi="hi_IN"/>
-        </w:rPr>
-      </w:r>
-      <w:hyperlink r:id="rId24">
-        <w:r>
-          <w:rPr>
-            <w:lang w:val="hi_IN" w:bidi="hi_IN"/>
-          </w:rPr>
-          <w:rPr>
-            <w:color w:val="0000EE"/>
-            <w:u w:val="single"/>
-          </w:rPr>
-          <w:t>1 राजा 15:7–8</w:t>
-        </w:r>
-      </w:hyperlink>
-    </w:p>
-    <w:p>
-      <w:pPr>
-        <w:pStyle w:val="ListBullet"/>
-        <w:spacing w:line="240" w:lineRule="auto"/>
-        <w:ind w:left="720"/>
-      </w:pPr>
-      <w:r>
-        <w:rPr>
-          <w:lang w:val="hi_IN" w:bidi="hi_IN"/>
-        </w:rPr>
-      </w:r>
-      <w:hyperlink r:id="rId99">
-        <w:r>
-          <w:rPr>
-            <w:lang w:val="hi_IN" w:bidi="hi_IN"/>
-          </w:rPr>
-          <w:rPr>
-            <w:color w:val="0000EE"/>
-            <w:u w:val="single"/>
-          </w:rPr>
-          <w:t>2 इतिहास 14:1–4</w:t>
-        </w:r>
-      </w:hyperlink>
-    </w:p>
-    <w:p>
-      <w:pPr>
-        <w:pStyle w:val="ListBullet"/>
-        <w:spacing w:line="240" w:lineRule="auto"/>
-        <w:ind w:left="720"/>
-      </w:pPr>
-      <w:r>
-        <w:rPr>
-          <w:lang w:val="hi_IN" w:bidi="hi_IN"/>
-        </w:rPr>
-      </w:r>
-      <w:hyperlink r:id="rId100">
-        <w:r>
-          <w:rPr>
-            <w:lang w:val="hi_IN" w:bidi="hi_IN"/>
-          </w:rPr>
-          <w:rPr>
-            <w:color w:val="0000EE"/>
-            <w:u w:val="single"/>
-          </w:rPr>
-          <w:t>यिर्मयाह 41:8–9</w:t>
-        </w:r>
-      </w:hyperlink>
-    </w:p>
-    <w:p>
-      <w:pPr>
-        <w:pStyle w:val="ListBullet"/>
-        <w:spacing w:line="240" w:lineRule="auto"/>
-        <w:ind w:left="720"/>
-      </w:pPr>
-      <w:r>
-        <w:rPr>
-          <w:lang w:val="hi_IN" w:bidi="hi_IN"/>
-        </w:rPr>
-      </w:r>
-      <w:hyperlink r:id="rId101">
-        <w:r>
-          <w:rPr>
-            <w:lang w:val="hi_IN" w:bidi="hi_IN"/>
-          </w:rPr>
-          <w:rPr>
-            <w:color w:val="0000EE"/>
-            <w:u w:val="single"/>
-          </w:rPr>
-          <w:t>मत्ती 01:7–8</w:t>
-        </w:r>
-      </w:hyperlink>
+      <w:r>
+        <w:rPr>
+          <w:lang w:val="hi_IN" w:bidi="hi_IN"/>
+        </w:rPr>
+        <w:t>1 इतिहास 09:14–16</w:t>
+      </w:r>
+    </w:p>
+    <w:p>
+      <w:pPr>
+        <w:pStyle w:val="ListBullet"/>
+        <w:spacing w:line="240" w:lineRule="auto"/>
+        <w:ind w:left="720"/>
+      </w:pPr>
+      <w:r>
+        <w:rPr>
+          <w:lang w:val="hi_IN" w:bidi="hi_IN"/>
+        </w:rPr>
+      </w:r>
+      <w:r>
+        <w:rPr>
+          <w:lang w:val="hi_IN" w:bidi="hi_IN"/>
+        </w:rPr>
+        <w:t>1 राजा 15:7–8</w:t>
+      </w:r>
+    </w:p>
+    <w:p>
+      <w:pPr>
+        <w:pStyle w:val="ListBullet"/>
+        <w:spacing w:line="240" w:lineRule="auto"/>
+        <w:ind w:left="720"/>
+      </w:pPr>
+      <w:r>
+        <w:rPr>
+          <w:lang w:val="hi_IN" w:bidi="hi_IN"/>
+        </w:rPr>
+      </w:r>
+      <w:r>
+        <w:rPr>
+          <w:lang w:val="hi_IN" w:bidi="hi_IN"/>
+        </w:rPr>
+        <w:t>2 इतिहास 14:1–4</w:t>
+      </w:r>
+    </w:p>
+    <w:p>
+      <w:pPr>
+        <w:pStyle w:val="ListBullet"/>
+        <w:spacing w:line="240" w:lineRule="auto"/>
+        <w:ind w:left="720"/>
+      </w:pPr>
+      <w:r>
+        <w:rPr>
+          <w:lang w:val="hi_IN" w:bidi="hi_IN"/>
+        </w:rPr>
+      </w:r>
+      <w:r>
+        <w:rPr>
+          <w:lang w:val="hi_IN" w:bidi="hi_IN"/>
+        </w:rPr>
+        <w:t>यिर्मयाह 41:8–9</w:t>
+      </w:r>
+    </w:p>
+    <w:p>
+      <w:pPr>
+        <w:pStyle w:val="ListBullet"/>
+        <w:spacing w:line="240" w:lineRule="auto"/>
+        <w:ind w:left="720"/>
+      </w:pPr>
+      <w:r>
+        <w:rPr>
+          <w:lang w:val="hi_IN" w:bidi="hi_IN"/>
+        </w:rPr>
+      </w:r>
+      <w:r>
+        <w:rPr>
+          <w:lang w:val="hi_IN" w:bidi="hi_IN"/>
+        </w:rPr>
+        <w:t>मत्ती 01:7–8</w:t>
+      </w:r>
     </w:p>
     <w:p>
       <w:pPr>
@@ -8540,66 +7922,48 @@
           <w:lang w:val="hi_IN" w:bidi="hi_IN"/>
         </w:rPr>
       </w:r>
-      <w:hyperlink r:id="rId23">
-        <w:r>
-          <w:rPr>
-            <w:lang w:val="hi_IN" w:bidi="hi_IN"/>
-          </w:rPr>
-          <w:rPr>
-            <w:color w:val="0000EE"/>
-            <w:u w:val="single"/>
-          </w:rPr>
-          <w:t>1 इतिहास 6:39–43</w:t>
-        </w:r>
-      </w:hyperlink>
-    </w:p>
-    <w:p>
-      <w:pPr>
-        <w:pStyle w:val="ListBullet"/>
-        <w:spacing w:line="240" w:lineRule="auto"/>
-        <w:ind w:left="720"/>
-      </w:pPr>
-      <w:r>
-        <w:rPr>
-          <w:lang w:val="hi_IN" w:bidi="hi_IN"/>
-        </w:rPr>
-      </w:r>
-      <w:hyperlink r:id="rId99">
-        <w:r>
-          <w:rPr>
-            <w:lang w:val="hi_IN" w:bidi="hi_IN"/>
-          </w:rPr>
-          <w:rPr>
-            <w:color w:val="0000EE"/>
-            <w:u w:val="single"/>
-          </w:rPr>
-          <w:t>2 इतिहास 35:15</w:t>
-        </w:r>
-      </w:hyperlink>
-    </w:p>
-    <w:p>
-      <w:pPr>
-        <w:pStyle w:val="ListBullet"/>
-        <w:spacing w:line="240" w:lineRule="auto"/>
-        <w:ind w:left="720"/>
-      </w:pPr>
-      <w:r>
-        <w:rPr>
-          <w:lang w:val="hi_IN" w:bidi="hi_IN"/>
-        </w:rPr>
-      </w:r>
-      <w:hyperlink r:id="rId102">
-        <w:r>
-          <w:rPr>
-            <w:lang w:val="hi_IN" w:bidi="hi_IN"/>
-          </w:rPr>
-          <w:rPr>
-            <w:color w:val="0000EE"/>
-            <w:u w:val="single"/>
-          </w:rPr>
-          <w:t>नहेम्याह 2:8</w:t>
-        </w:r>
-      </w:hyperlink>
+      <w:r>
+        <w:rPr>
+          <w:lang w:val="hi_IN" w:bidi="hi_IN"/>
+        </w:rPr>
+        <w:t>1 इतिहास 6:39–43</w:t>
+      </w:r>
+    </w:p>
+    <w:p>
+      <w:pPr>
+        <w:pStyle w:val="ListBullet"/>
+        <w:spacing w:line="240" w:lineRule="auto"/>
+        <w:ind w:left="720"/>
+      </w:pPr>
+      <w:r>
+        <w:rPr>
+          <w:lang w:val="hi_IN" w:bidi="hi_IN"/>
+        </w:rPr>
+      </w:r>
+      <w:r>
+        <w:rPr>
+          <w:lang w:val="hi_IN" w:bidi="hi_IN"/>
+        </w:rPr>
+        <w:t>2 इतिहास 35:15</w:t>
+      </w:r>
+    </w:p>
+    <w:p>
+      <w:pPr>
+        <w:pStyle w:val="ListBullet"/>
+        <w:spacing w:line="240" w:lineRule="auto"/>
+        <w:ind w:left="720"/>
+      </w:pPr>
+      <w:r>
+        <w:rPr>
+          <w:lang w:val="hi_IN" w:bidi="hi_IN"/>
+        </w:rPr>
+      </w:r>
+      <w:r>
+        <w:rPr>
+          <w:lang w:val="hi_IN" w:bidi="hi_IN"/>
+        </w:rPr>
+        <w:t>नहेम्याह 2:8</w:t>
+      </w:r>
     </w:p>
     <w:p>
       <w:pPr>
@@ -8847,186 +8211,138 @@
           <w:lang w:val="hi_IN" w:bidi="hi_IN"/>
         </w:rPr>
       </w:r>
-      <w:hyperlink r:id="rId29">
-        <w:r>
-          <w:rPr>
-            <w:lang w:val="hi_IN" w:bidi="hi_IN"/>
-          </w:rPr>
-          <w:rPr>
-            <w:color w:val="0000EE"/>
-            <w:u w:val="single"/>
-          </w:rPr>
-          <w:t>1 कुरिन्थियों 16:19–20</w:t>
-        </w:r>
-      </w:hyperlink>
-    </w:p>
-    <w:p>
-      <w:pPr>
-        <w:pStyle w:val="ListBullet"/>
-        <w:spacing w:line="240" w:lineRule="auto"/>
-        <w:ind w:left="720"/>
-      </w:pPr>
-      <w:r>
-        <w:rPr>
-          <w:lang w:val="hi_IN" w:bidi="hi_IN"/>
-        </w:rPr>
-      </w:r>
-      <w:hyperlink r:id="rId103">
-        <w:r>
-          <w:rPr>
-            <w:lang w:val="hi_IN" w:bidi="hi_IN"/>
-          </w:rPr>
-          <w:rPr>
-            <w:color w:val="0000EE"/>
-            <w:u w:val="single"/>
-          </w:rPr>
-          <w:t>1 पतरस 1:1–2</w:t>
-        </w:r>
-      </w:hyperlink>
-    </w:p>
-    <w:p>
-      <w:pPr>
-        <w:pStyle w:val="ListBullet"/>
-        <w:spacing w:line="240" w:lineRule="auto"/>
-        <w:ind w:left="720"/>
-      </w:pPr>
-      <w:r>
-        <w:rPr>
-          <w:lang w:val="hi_IN" w:bidi="hi_IN"/>
-        </w:rPr>
-      </w:r>
-      <w:hyperlink r:id="rId104">
-        <w:r>
-          <w:rPr>
-            <w:lang w:val="hi_IN" w:bidi="hi_IN"/>
-          </w:rPr>
-          <w:rPr>
-            <w:color w:val="0000EE"/>
-            <w:u w:val="single"/>
-          </w:rPr>
-          <w:t>2 तीमुथियुस 1:15–18</w:t>
-        </w:r>
-      </w:hyperlink>
-    </w:p>
-    <w:p>
-      <w:pPr>
-        <w:pStyle w:val="ListBullet"/>
-        <w:spacing w:line="240" w:lineRule="auto"/>
-        <w:ind w:left="720"/>
-      </w:pPr>
-      <w:r>
-        <w:rPr>
-          <w:lang w:val="hi_IN" w:bidi="hi_IN"/>
-        </w:rPr>
-      </w:r>
-      <w:hyperlink r:id="rId105">
-        <w:r>
-          <w:rPr>
-            <w:lang w:val="hi_IN" w:bidi="hi_IN"/>
-          </w:rPr>
-          <w:rPr>
-            <w:color w:val="0000EE"/>
-            <w:u w:val="single"/>
-          </w:rPr>
-          <w:t>प्रे.का. 06:8–9</w:t>
-        </w:r>
-      </w:hyperlink>
-    </w:p>
-    <w:p>
-      <w:pPr>
-        <w:pStyle w:val="ListBullet"/>
-        <w:spacing w:line="240" w:lineRule="auto"/>
-        <w:ind w:left="720"/>
-      </w:pPr>
-      <w:r>
-        <w:rPr>
-          <w:lang w:val="hi_IN" w:bidi="hi_IN"/>
-        </w:rPr>
-      </w:r>
-      <w:hyperlink r:id="rId106">
-        <w:r>
-          <w:rPr>
-            <w:lang w:val="hi_IN" w:bidi="hi_IN"/>
-          </w:rPr>
-          <w:rPr>
-            <w:color w:val="0000EE"/>
-            <w:u w:val="single"/>
-          </w:rPr>
-          <w:t>प्रे.का. 16:7</w:t>
-        </w:r>
-      </w:hyperlink>
-    </w:p>
-    <w:p>
-      <w:pPr>
-        <w:pStyle w:val="ListBullet"/>
-        <w:spacing w:line="240" w:lineRule="auto"/>
-        <w:ind w:left="720"/>
-      </w:pPr>
-      <w:r>
-        <w:rPr>
-          <w:lang w:val="hi_IN" w:bidi="hi_IN"/>
-        </w:rPr>
-      </w:r>
-      <w:hyperlink r:id="rId107">
-        <w:r>
-          <w:rPr>
-            <w:lang w:val="hi_IN" w:bidi="hi_IN"/>
-          </w:rPr>
-          <w:rPr>
-            <w:color w:val="0000EE"/>
-            <w:u w:val="single"/>
-          </w:rPr>
-          <w:t>प्रे.का. 27:1–2</w:t>
-        </w:r>
-      </w:hyperlink>
-    </w:p>
-    <w:p>
-      <w:pPr>
-        <w:pStyle w:val="ListBullet"/>
-        <w:spacing w:line="240" w:lineRule="auto"/>
-        <w:ind w:left="720"/>
-      </w:pPr>
-      <w:r>
-        <w:rPr>
-          <w:lang w:val="hi_IN" w:bidi="hi_IN"/>
-        </w:rPr>
-      </w:r>
-      <w:hyperlink r:id="rId108">
-        <w:r>
-          <w:rPr>
-            <w:lang w:val="hi_IN" w:bidi="hi_IN"/>
-          </w:rPr>
-          <w:rPr>
-            <w:color w:val="0000EE"/>
-            <w:u w:val="single"/>
-          </w:rPr>
-          <w:t>प्रकाशितवाक्य 1:4–6</w:t>
-        </w:r>
-      </w:hyperlink>
-    </w:p>
-    <w:p>
-      <w:pPr>
-        <w:pStyle w:val="ListBullet"/>
-        <w:spacing w:line="240" w:lineRule="auto"/>
-        <w:ind w:left="720"/>
-      </w:pPr>
-      <w:r>
-        <w:rPr>
-          <w:lang w:val="hi_IN" w:bidi="hi_IN"/>
-        </w:rPr>
-      </w:r>
-      <w:hyperlink r:id="rId109">
-        <w:r>
-          <w:rPr>
-            <w:lang w:val="hi_IN" w:bidi="hi_IN"/>
-          </w:rPr>
-          <w:rPr>
-            <w:color w:val="0000EE"/>
-            <w:u w:val="single"/>
-          </w:rPr>
-          <w:t>रोमियो 16:5</w:t>
-        </w:r>
-      </w:hyperlink>
+      <w:r>
+        <w:rPr>
+          <w:lang w:val="hi_IN" w:bidi="hi_IN"/>
+        </w:rPr>
+        <w:t>1 कुरिन्थियों 16:19–20</w:t>
+      </w:r>
+    </w:p>
+    <w:p>
+      <w:pPr>
+        <w:pStyle w:val="ListBullet"/>
+        <w:spacing w:line="240" w:lineRule="auto"/>
+        <w:ind w:left="720"/>
+      </w:pPr>
+      <w:r>
+        <w:rPr>
+          <w:lang w:val="hi_IN" w:bidi="hi_IN"/>
+        </w:rPr>
+      </w:r>
+      <w:r>
+        <w:rPr>
+          <w:lang w:val="hi_IN" w:bidi="hi_IN"/>
+        </w:rPr>
+        <w:t>1 पतरस 1:1–2</w:t>
+      </w:r>
+    </w:p>
+    <w:p>
+      <w:pPr>
+        <w:pStyle w:val="ListBullet"/>
+        <w:spacing w:line="240" w:lineRule="auto"/>
+        <w:ind w:left="720"/>
+      </w:pPr>
+      <w:r>
+        <w:rPr>
+          <w:lang w:val="hi_IN" w:bidi="hi_IN"/>
+        </w:rPr>
+      </w:r>
+      <w:r>
+        <w:rPr>
+          <w:lang w:val="hi_IN" w:bidi="hi_IN"/>
+        </w:rPr>
+        <w:t>2 तीमुथियुस 1:15–18</w:t>
+      </w:r>
+    </w:p>
+    <w:p>
+      <w:pPr>
+        <w:pStyle w:val="ListBullet"/>
+        <w:spacing w:line="240" w:lineRule="auto"/>
+        <w:ind w:left="720"/>
+      </w:pPr>
+      <w:r>
+        <w:rPr>
+          <w:lang w:val="hi_IN" w:bidi="hi_IN"/>
+        </w:rPr>
+      </w:r>
+      <w:r>
+        <w:rPr>
+          <w:lang w:val="hi_IN" w:bidi="hi_IN"/>
+        </w:rPr>
+        <w:t>प्रे.का. 06:8–9</w:t>
+      </w:r>
+    </w:p>
+    <w:p>
+      <w:pPr>
+        <w:pStyle w:val="ListBullet"/>
+        <w:spacing w:line="240" w:lineRule="auto"/>
+        <w:ind w:left="720"/>
+      </w:pPr>
+      <w:r>
+        <w:rPr>
+          <w:lang w:val="hi_IN" w:bidi="hi_IN"/>
+        </w:rPr>
+      </w:r>
+      <w:r>
+        <w:rPr>
+          <w:lang w:val="hi_IN" w:bidi="hi_IN"/>
+        </w:rPr>
+        <w:t>प्रे.का. 16:7</w:t>
+      </w:r>
+    </w:p>
+    <w:p>
+      <w:pPr>
+        <w:pStyle w:val="ListBullet"/>
+        <w:spacing w:line="240" w:lineRule="auto"/>
+        <w:ind w:left="720"/>
+      </w:pPr>
+      <w:r>
+        <w:rPr>
+          <w:lang w:val="hi_IN" w:bidi="hi_IN"/>
+        </w:rPr>
+      </w:r>
+      <w:r>
+        <w:rPr>
+          <w:lang w:val="hi_IN" w:bidi="hi_IN"/>
+        </w:rPr>
+        <w:t>प्रे.का. 27:1–2</w:t>
+      </w:r>
+    </w:p>
+    <w:p>
+      <w:pPr>
+        <w:pStyle w:val="ListBullet"/>
+        <w:spacing w:line="240" w:lineRule="auto"/>
+        <w:ind w:left="720"/>
+      </w:pPr>
+      <w:r>
+        <w:rPr>
+          <w:lang w:val="hi_IN" w:bidi="hi_IN"/>
+        </w:rPr>
+      </w:r>
+      <w:r>
+        <w:rPr>
+          <w:lang w:val="hi_IN" w:bidi="hi_IN"/>
+        </w:rPr>
+        <w:t>प्रकाशितवाक्य 1:4–6</w:t>
+      </w:r>
+    </w:p>
+    <w:p>
+      <w:pPr>
+        <w:pStyle w:val="ListBullet"/>
+        <w:spacing w:line="240" w:lineRule="auto"/>
+        <w:ind w:left="720"/>
+      </w:pPr>
+      <w:r>
+        <w:rPr>
+          <w:lang w:val="hi_IN" w:bidi="hi_IN"/>
+        </w:rPr>
+      </w:r>
+      <w:r>
+        <w:rPr>
+          <w:lang w:val="hi_IN" w:bidi="hi_IN"/>
+        </w:rPr>
+        <w:t>रोमियो 16:5</w:t>
+      </w:r>
     </w:p>
     <w:p>
       <w:pPr>
@@ -9280,90 +8596,66 @@
           <w:lang w:val="hi_IN" w:bidi="hi_IN"/>
         </w:rPr>
       </w:r>
-      <w:hyperlink r:id="rId24">
-        <w:r>
-          <w:rPr>
-            <w:lang w:val="hi_IN" w:bidi="hi_IN"/>
-          </w:rPr>
-          <w:rPr>
-            <w:color w:val="0000EE"/>
-            <w:u w:val="single"/>
-          </w:rPr>
-          <w:t>1 राजा 18:1–2</w:t>
-        </w:r>
-      </w:hyperlink>
-    </w:p>
-    <w:p>
-      <w:pPr>
-        <w:pStyle w:val="ListBullet"/>
-        <w:spacing w:line="240" w:lineRule="auto"/>
-        <w:ind w:left="720"/>
-      </w:pPr>
-      <w:r>
-        <w:rPr>
-          <w:lang w:val="hi_IN" w:bidi="hi_IN"/>
-        </w:rPr>
-      </w:r>
-      <w:hyperlink r:id="rId24">
-        <w:r>
-          <w:rPr>
-            <w:lang w:val="hi_IN" w:bidi="hi_IN"/>
-          </w:rPr>
-          <w:rPr>
-            <w:color w:val="0000EE"/>
-            <w:u w:val="single"/>
-          </w:rPr>
-          <w:t>1 राजा 20:1–3</w:t>
-        </w:r>
-      </w:hyperlink>
-    </w:p>
-    <w:p>
-      <w:pPr>
-        <w:pStyle w:val="ListBullet"/>
-        <w:spacing w:line="240" w:lineRule="auto"/>
-        <w:ind w:left="720"/>
-      </w:pPr>
-      <w:r>
-        <w:rPr>
-          <w:lang w:val="hi_IN" w:bidi="hi_IN"/>
-        </w:rPr>
-      </w:r>
-      <w:hyperlink r:id="rId99">
-        <w:r>
-          <w:rPr>
-            <w:lang w:val="hi_IN" w:bidi="hi_IN"/>
-          </w:rPr>
-          <w:rPr>
-            <w:color w:val="0000EE"/>
-            <w:u w:val="single"/>
-          </w:rPr>
-          <w:t>2 इतिहास 21:6</w:t>
-        </w:r>
-      </w:hyperlink>
-    </w:p>
-    <w:p>
-      <w:pPr>
-        <w:pStyle w:val="ListBullet"/>
-        <w:spacing w:line="240" w:lineRule="auto"/>
-        <w:ind w:left="720"/>
-      </w:pPr>
-      <w:r>
-        <w:rPr>
-          <w:lang w:val="hi_IN" w:bidi="hi_IN"/>
-        </w:rPr>
-      </w:r>
-      <w:hyperlink r:id="rId13">
-        <w:r>
-          <w:rPr>
-            <w:lang w:val="hi_IN" w:bidi="hi_IN"/>
-          </w:rPr>
-          <w:rPr>
-            <w:color w:val="0000EE"/>
-            <w:u w:val="single"/>
-          </w:rPr>
-          <w:t>2 राजा 9:8</w:t>
-        </w:r>
-      </w:hyperlink>
+      <w:r>
+        <w:rPr>
+          <w:lang w:val="hi_IN" w:bidi="hi_IN"/>
+        </w:rPr>
+        <w:t>1 राजा 18:1–2</w:t>
+      </w:r>
+    </w:p>
+    <w:p>
+      <w:pPr>
+        <w:pStyle w:val="ListBullet"/>
+        <w:spacing w:line="240" w:lineRule="auto"/>
+        <w:ind w:left="720"/>
+      </w:pPr>
+      <w:r>
+        <w:rPr>
+          <w:lang w:val="hi_IN" w:bidi="hi_IN"/>
+        </w:rPr>
+      </w:r>
+      <w:r>
+        <w:rPr>
+          <w:lang w:val="hi_IN" w:bidi="hi_IN"/>
+        </w:rPr>
+        <w:t>1 राजा 20:1–3</w:t>
+      </w:r>
+    </w:p>
+    <w:p>
+      <w:pPr>
+        <w:pStyle w:val="ListBullet"/>
+        <w:spacing w:line="240" w:lineRule="auto"/>
+        <w:ind w:left="720"/>
+      </w:pPr>
+      <w:r>
+        <w:rPr>
+          <w:lang w:val="hi_IN" w:bidi="hi_IN"/>
+        </w:rPr>
+      </w:r>
+      <w:r>
+        <w:rPr>
+          <w:lang w:val="hi_IN" w:bidi="hi_IN"/>
+        </w:rPr>
+        <w:t>2 इतिहास 21:6</w:t>
+      </w:r>
+    </w:p>
+    <w:p>
+      <w:pPr>
+        <w:pStyle w:val="ListBullet"/>
+        <w:spacing w:line="240" w:lineRule="auto"/>
+        <w:ind w:left="720"/>
+      </w:pPr>
+      <w:r>
+        <w:rPr>
+          <w:lang w:val="hi_IN" w:bidi="hi_IN"/>
+        </w:rPr>
+      </w:r>
+      <w:r>
+        <w:rPr>
+          <w:lang w:val="hi_IN" w:bidi="hi_IN"/>
+        </w:rPr>
+        <w:t>2 राजा 9:8</w:t>
+      </w:r>
     </w:p>
     <w:p>
       <w:pPr>
@@ -9686,18 +8978,12 @@
           <w:lang w:val="hi_IN" w:bidi="hi_IN"/>
         </w:rPr>
       </w:r>
-      <w:hyperlink r:id="rId110">
-        <w:r>
-          <w:rPr>
-            <w:lang w:val="hi_IN" w:bidi="hi_IN"/>
-          </w:rPr>
-          <w:rPr>
-            <w:color w:val="0000EE"/>
-            <w:u w:val="single"/>
-          </w:rPr>
-          <w:t>यिर्मयाह 12:7–9</w:t>
-        </w:r>
-      </w:hyperlink>
+      <w:r>
+        <w:rPr>
+          <w:lang w:val="hi_IN" w:bidi="hi_IN"/>
+        </w:rPr>
+        <w:t>यिर्मयाह 12:7–9</w:t>
+      </w:r>
     </w:p>
     <w:p>
       <w:pPr>
